--- a/documents/programs/ot/ot_vis_2.docx
+++ b/documents/programs/ot/ot_vis_2.docx
@@ -78,7 +78,7 @@
           <w:shd w:fill="auto" w:val="clear"/>
           <w:lang w:eastAsia="ru-RU"/>
         </w:rPr>
-        <w:t xml:space="preserve">Дополнительная общеразвивающая программа обучения  работников 2 группы по безопасности работ по высоте </w:t>
+        <w:t xml:space="preserve">Дополнительная общеразвивающая программа «Обучение  работников 2 группы по безопасности работ по высоте» </w:t>
       </w:r>
       <w:r>
         <w:rPr>
@@ -103,7 +103,7 @@
           <w:shd w:fill="auto" w:val="clear"/>
           <w:lang w:eastAsia="ru-RU"/>
         </w:rPr>
-        <w:t>(далее-Программа) предназначена для приобретения слушателями  необходимых знаний, умений, навыков по охране труда для их применения в практической деятельности в области охраны труда с целью обеспечения профилактических мер по сокращению производственного травматизма и профессиональных заболеваний.</w:t>
+        <w:t>(далее-Программа) предназначена для приобретения слушателями  необходимых знаний, умений, навыков с целью обеспечения профилактических мер по предотвращению производственного травматизма и профессиональных заболеваний.</w:t>
       </w:r>
     </w:p>
     <w:p>
@@ -141,11 +141,23 @@
           <w:shd w:fill="auto" w:val="clear"/>
           <w:lang w:eastAsia="ru-RU"/>
         </w:rPr>
-        <w:t>1. Трудового кодекса Российской Федерации от 30.12.</w:t>
+        <w:t xml:space="preserve">1. </w:t>
       </w:r>
       <w:r>
         <w:rPr>
           <w:rStyle w:val="FontStyle20"/>
+          <w:rFonts w:cs="Times New Roman"/>
+          <w:sz w:val="24"/>
+          <w:szCs w:val="24"/>
+          <w:shd w:fill="auto" w:val="clear"/>
+          <w:lang w:eastAsia="ru-RU"/>
+        </w:rPr>
+        <w:t>Трудового кодекса Российской Федерации от 30.12.</w:t>
+      </w:r>
+      <w:r>
+        <w:rPr>
+          <w:rStyle w:val="FontStyle20"/>
+          <w:rFonts w:cs="Times New Roman"/>
           <w:sz w:val="24"/>
           <w:szCs w:val="24"/>
           <w:shd w:fill="auto" w:val="clear"/>
@@ -156,12 +168,23 @@
       <w:r>
         <w:rPr>
           <w:rStyle w:val="FontStyle20"/>
+          <w:rFonts w:cs="Times New Roman"/>
           <w:sz w:val="24"/>
           <w:szCs w:val="24"/>
           <w:shd w:fill="auto" w:val="clear"/>
           <w:lang w:eastAsia="ru-RU"/>
         </w:rPr>
-        <w:t>№197-ФЗ;</w:t>
+        <w:t xml:space="preserve">№197-ФЗ </w:t>
+      </w:r>
+      <w:r>
+        <w:rPr>
+          <w:rStyle w:val="FontStyle20"/>
+          <w:sz w:val="24"/>
+          <w:szCs w:val="24"/>
+          <w:shd w:fill="auto" w:val="clear"/>
+          <w:lang w:eastAsia="ru-RU"/>
+        </w:rPr>
+        <w:t>(ред. от 29.12.2025г с изм от 06.02.2026);</w:t>
       </w:r>
     </w:p>
     <w:p>
@@ -392,7 +415,7 @@
           <w:shd w:fill="auto" w:val="clear"/>
           <w:lang w:eastAsia="ru-RU"/>
         </w:rPr>
-        <w:t>1.1. Цель и планируемые результаты обучения</w:t>
+        <w:t>1.1. Цель реализации программы</w:t>
       </w:r>
     </w:p>
     <w:p>
@@ -419,85 +442,15 @@
     </w:p>
     <w:p>
       <w:pPr>
-        <w:pStyle w:val="Normal"/>
-        <w:shd w:val="clear" w:fill="FFFFFF"/>
+        <w:pStyle w:val="Style51"/>
         <w:spacing w:lineRule="auto" w:line="240"/>
-        <w:ind w:left="0" w:right="0" w:firstLine="567"/>
+        <w:ind w:left="0" w:right="0" w:firstLine="709"/>
         <w:jc w:val="both"/>
         <w:rPr/>
       </w:pPr>
       <w:r>
         <w:rPr>
           <w:rStyle w:val="FontStyle20"/>
-          <w:rFonts w:eastAsia="Times New Roman" w:cs="Times New Roman"/>
-          <w:b w:val="false"/>
-          <w:bCs w:val="false"/>
-          <w:color w:val="000000"/>
-          <w:kern w:val="0"/>
-          <w:sz w:val="24"/>
-          <w:szCs w:val="24"/>
-          <w:shd w:fill="auto" w:val="clear"/>
-          <w:lang w:val="ru-RU" w:eastAsia="ru-RU" w:bidi="ru-RU"/>
-        </w:rPr>
-        <w:t>Целью реализации программы  является формирование у слушателей профессиональных компетенций, необходимых для безопасного проведения работ, проводимых на высоте в рамках имеющейся квалификации.</w:t>
-      </w:r>
-    </w:p>
-    <w:p>
-      <w:pPr>
-        <w:pStyle w:val="Normal"/>
-        <w:spacing w:lineRule="auto" w:line="240"/>
-        <w:ind w:left="0" w:right="0" w:firstLine="567"/>
-        <w:jc w:val="both"/>
-        <w:rPr>
-          <w:rFonts w:ascii="Times New Roman" w:hAnsi="Times New Roman"/>
-          <w:sz w:val="24"/>
-          <w:szCs w:val="24"/>
-        </w:rPr>
-      </w:pPr>
-      <w:r>
-        <w:rPr>
-          <w:rFonts w:eastAsia="Times New Roman" w:cs="Times New Roman"/>
-          <w:b w:val="false"/>
-          <w:bCs w:val="false"/>
-          <w:color w:val="000000"/>
-          <w:kern w:val="0"/>
-          <w:sz w:val="24"/>
-          <w:szCs w:val="24"/>
-          <w:shd w:fill="auto" w:val="clear"/>
-          <w:lang w:val="ru-RU" w:eastAsia="ru-RU" w:bidi="ru-RU"/>
-        </w:rPr>
-        <w:t>Планируемые результаты:</w:t>
-      </w:r>
-    </w:p>
-    <w:p>
-      <w:pPr>
-        <w:pStyle w:val="Norm"/>
-        <w:bidi w:val="0"/>
-        <w:ind w:left="0" w:right="0" w:firstLine="567"/>
-        <w:jc w:val="both"/>
-        <w:rPr>
-          <w:rFonts w:ascii="Times New Roman" w:hAnsi="Times New Roman"/>
-          <w:sz w:val="24"/>
-          <w:szCs w:val="24"/>
-        </w:rPr>
-      </w:pPr>
-      <w:r>
-        <w:rPr>
-          <w:rFonts w:eastAsia="Times New Roman" w:cs="Times New Roman"/>
-          <w:b w:val="false"/>
-          <w:bCs w:val="false"/>
-          <w:color w:val="000000"/>
-          <w:kern w:val="0"/>
-          <w:sz w:val="24"/>
-          <w:szCs w:val="24"/>
-          <w:shd w:fill="auto" w:val="clear"/>
-          <w:lang w:val="ru-RU" w:eastAsia="ru-RU" w:bidi="ru-RU"/>
-        </w:rPr>
-        <w:t>В результате освоения программы р</w:t>
-      </w:r>
-      <w:r>
-        <w:rPr>
-          <w:rFonts w:eastAsia="Times New Roman" w:cs="Times New Roman"/>
           <w:b w:val="false"/>
           <w:bCs w:val="false"/>
           <w:i w:val="false"/>
@@ -508,7 +461,7 @@
           <w:shd w:fill="auto" w:val="clear"/>
           <w:lang w:val="ru-RU" w:eastAsia="ru-RU" w:bidi="ru-RU"/>
         </w:rPr>
-        <w:t>аботники, выполняющие работы на высоте, должны знать и уметь применять безопасные методы и приемы выполнения работ на высоте, а также обладать соответствующими практическими навыками</w:t>
+        <w:t>Обучение по охране труда и проверка знания требований охраны труда относятся к профилактическим мероприятиям по охране труда, направленных на предотвращение случаев производственного травматизма и профессиональных заболеваний, снижение их последствий и  являются специализированным процессом получения знаний, умений и навыков безопасного выполнения работ.</w:t>
       </w:r>
     </w:p>
     <w:p>
@@ -536,20 +489,25 @@
     <w:p>
       <w:pPr>
         <w:pStyle w:val="Norm"/>
+        <w:widowControl/>
+        <w:suppressAutoHyphens w:val="true"/>
         <w:bidi w:val="0"/>
+        <w:spacing w:lineRule="auto" w:line="240" w:before="0" w:after="0"/>
         <w:ind w:left="0" w:right="0" w:firstLine="567"/>
         <w:jc w:val="both"/>
         <w:rPr>
-          <w:rFonts w:ascii="Times New Roman" w:hAnsi="Times New Roman"/>
-          <w:sz w:val="24"/>
-          <w:szCs w:val="24"/>
+          <w:b w:val="false"/>
+          <w:b w:val="false"/>
+          <w:bCs w:val="false"/>
         </w:rPr>
       </w:pPr>
       <w:r>
         <w:rPr>
+          <w:rStyle w:val="FontStyle22"/>
           <w:rFonts w:eastAsia="Times New Roman" w:cs="Times New Roman"/>
           <w:b/>
           <w:bCs/>
+          <w:i w:val="false"/>
           <w:color w:val="000000"/>
           <w:kern w:val="0"/>
           <w:sz w:val="24"/>
@@ -557,25 +515,44 @@
           <w:shd w:fill="auto" w:val="clear"/>
           <w:lang w:val="ru-RU" w:eastAsia="ru-RU" w:bidi="ru-RU"/>
         </w:rPr>
-        <w:t>Работники должны знать:</w:t>
+        <w:t xml:space="preserve">1.2.1 </w:t>
+      </w:r>
+      <w:r>
+        <w:rPr>
+          <w:rStyle w:val="FontStyle22"/>
+          <w:rFonts w:eastAsia="Times New Roman" w:cs="Times New Roman"/>
+          <w:b w:val="false"/>
+          <w:bCs w:val="false"/>
+          <w:i w:val="false"/>
+          <w:color w:val="000000"/>
+          <w:kern w:val="0"/>
+          <w:sz w:val="24"/>
+          <w:szCs w:val="24"/>
+          <w:shd w:fill="auto" w:val="clear"/>
+          <w:lang w:val="ru-RU" w:eastAsia="ru-RU" w:bidi="ru-RU"/>
+        </w:rPr>
+        <w:t>Лица, успешно освоившие программу, должны знать:</w:t>
       </w:r>
     </w:p>
     <w:p>
       <w:pPr>
         <w:pStyle w:val="Norm"/>
+        <w:widowControl/>
+        <w:suppressAutoHyphens w:val="true"/>
         <w:bidi w:val="0"/>
+        <w:spacing w:lineRule="auto" w:line="240" w:before="0" w:after="0"/>
         <w:ind w:left="0" w:right="0" w:firstLine="567"/>
         <w:jc w:val="both"/>
         <w:rPr>
-          <w:rFonts w:ascii="Times New Roman" w:hAnsi="Times New Roman"/>
-          <w:sz w:val="24"/>
-          <w:szCs w:val="24"/>
+          <w:b w:val="false"/>
+          <w:b w:val="false"/>
+          <w:bCs w:val="false"/>
         </w:rPr>
       </w:pPr>
       <w:r>
         <w:rPr>
-          <w:sz w:val="24"/>
-          <w:szCs w:val="24"/>
+          <w:b w:val="false"/>
+          <w:bCs w:val="false"/>
         </w:rPr>
       </w:r>
     </w:p>
@@ -829,17 +806,6 @@
         </w:rPr>
         <w:t>безопасные методы и приемы выполнения работ на высоте</w:t>
       </w:r>
-      <w:r>
-        <w:rPr>
-          <w:rFonts w:eastAsia="Times New Roman" w:cs="Times New Roman" w:ascii="TimesNewRomanPSMT" w:hAnsi="TimesNewRomanPSMT"/>
-          <w:color w:val="auto"/>
-          <w:kern w:val="0"/>
-          <w:sz w:val="24"/>
-          <w:szCs w:val="22"/>
-          <w:lang w:val="en-US" w:eastAsia="ru-RU" w:bidi="ru-RU"/>
-        </w:rPr>
-        <w:t>;</w:t>
-      </w:r>
     </w:p>
     <w:p>
       <w:pPr>
@@ -883,6 +849,64 @@
     <w:p>
       <w:pPr>
         <w:pStyle w:val="Normal"/>
+        <w:suppressAutoHyphens w:val="true"/>
+        <w:spacing w:lineRule="auto" w:line="240"/>
+        <w:ind w:left="0" w:right="0" w:firstLine="567"/>
+        <w:jc w:val="both"/>
+        <w:rPr>
+          <w:rFonts w:ascii="TimesNewRomanPSMT" w:hAnsi="TimesNewRomanPSMT" w:eastAsia="Times New Roman" w:cs="Times New Roman"/>
+          <w:color w:val="000000"/>
+          <w:kern w:val="0"/>
+          <w:sz w:val="24"/>
+          <w:szCs w:val="22"/>
+          <w:shd w:fill="auto" w:val="clear"/>
+          <w:lang w:val="ru-RU" w:eastAsia="ru-RU" w:bidi="ru-RU"/>
+        </w:rPr>
+      </w:pPr>
+      <w:r>
+        <w:rPr>
+          <w:rFonts w:eastAsia="Times New Roman" w:cs="Times New Roman" w:ascii="TimesNewRomanPSMT" w:hAnsi="TimesNewRomanPSMT"/>
+          <w:color w:val="000000"/>
+          <w:kern w:val="0"/>
+          <w:sz w:val="24"/>
+          <w:szCs w:val="22"/>
+          <w:shd w:fill="auto" w:val="clear"/>
+          <w:lang w:val="ru-RU" w:eastAsia="ru-RU" w:bidi="ru-RU"/>
+        </w:rPr>
+      </w:r>
+    </w:p>
+    <w:p>
+      <w:pPr>
+        <w:pStyle w:val="Normal"/>
+        <w:suppressAutoHyphens w:val="true"/>
+        <w:spacing w:lineRule="auto" w:line="240"/>
+        <w:ind w:left="0" w:right="0" w:firstLine="567"/>
+        <w:jc w:val="both"/>
+        <w:rPr>
+          <w:rFonts w:ascii="TimesNewRomanPSMT" w:hAnsi="TimesNewRomanPSMT" w:eastAsia="Times New Roman" w:cs="Times New Roman"/>
+          <w:color w:val="000000"/>
+          <w:kern w:val="0"/>
+          <w:sz w:val="24"/>
+          <w:szCs w:val="22"/>
+          <w:shd w:fill="auto" w:val="clear"/>
+          <w:lang w:val="ru-RU" w:eastAsia="ru-RU" w:bidi="ru-RU"/>
+        </w:rPr>
+      </w:pPr>
+      <w:r>
+        <w:rPr>
+          <w:rFonts w:eastAsia="Times New Roman" w:cs="Times New Roman" w:ascii="TimesNewRomanPSMT" w:hAnsi="TimesNewRomanPSMT"/>
+          <w:color w:val="000000"/>
+          <w:kern w:val="0"/>
+          <w:sz w:val="24"/>
+          <w:szCs w:val="22"/>
+          <w:shd w:fill="auto" w:val="clear"/>
+          <w:lang w:val="ru-RU" w:eastAsia="ru-RU" w:bidi="ru-RU"/>
+        </w:rPr>
+      </w:r>
+    </w:p>
+    <w:p>
+      <w:pPr>
+        <w:pStyle w:val="Normal"/>
         <w:numPr>
           <w:ilvl w:val="0"/>
           <w:numId w:val="2"/>
@@ -897,13 +921,17 @@
         <w:rPr>
           <w:rStyle w:val="Blk"/>
           <w:rFonts w:eastAsia="Times New Roman" w:cs="Times New Roman" w:ascii="TimesNewRomanPSMT" w:hAnsi="TimesNewRomanPSMT"/>
-          <w:color w:val="auto"/>
+          <w:b w:val="false"/>
+          <w:bCs w:val="false"/>
+          <w:i w:val="false"/>
+          <w:color w:val="000000"/>
           <w:kern w:val="0"/>
           <w:sz w:val="24"/>
           <w:szCs w:val="22"/>
+          <w:shd w:fill="auto" w:val="clear"/>
           <w:lang w:val="ru-RU" w:eastAsia="ru-RU" w:bidi="ru-RU"/>
         </w:rPr>
-        <w:t>основы техники эвакуации и спасения;</w:t>
+        <w:t>основы техники эвакуации и спасения.</w:t>
       </w:r>
     </w:p>
     <w:p>
@@ -969,6 +997,31 @@
         <w:spacing w:before="0" w:after="0"/>
         <w:ind w:left="0" w:right="0" w:firstLine="567"/>
         <w:jc w:val="both"/>
+        <w:rPr>
+          <w:rFonts w:ascii="Times New Roman" w:hAnsi="Times New Roman"/>
+          <w:sz w:val="24"/>
+          <w:szCs w:val="24"/>
+        </w:rPr>
+      </w:pPr>
+      <w:r>
+        <w:rPr>
+          <w:sz w:val="24"/>
+          <w:szCs w:val="24"/>
+        </w:rPr>
+        <w:t>правила и требования пользования, применения, эксплуатации, выдачи, ухода, хранения, осмотра, испытаний, браковки и сертификации средств защиты</w:t>
+      </w:r>
+    </w:p>
+    <w:p>
+      <w:pPr>
+        <w:pStyle w:val="Normal"/>
+        <w:numPr>
+          <w:ilvl w:val="0"/>
+          <w:numId w:val="1"/>
+        </w:numPr>
+        <w:shd w:val="clear" w:fill="FFFFFF"/>
+        <w:spacing w:before="0" w:after="0"/>
+        <w:ind w:left="0" w:right="0" w:firstLine="567"/>
+        <w:jc w:val="both"/>
         <w:rPr/>
       </w:pPr>
       <w:r>
@@ -990,31 +1043,6 @@
         <w:pStyle w:val="Normal"/>
         <w:numPr>
           <w:ilvl w:val="0"/>
-          <w:numId w:val="1"/>
-        </w:numPr>
-        <w:shd w:val="clear" w:fill="FFFFFF"/>
-        <w:spacing w:before="0" w:after="0"/>
-        <w:ind w:left="0" w:right="0" w:firstLine="567"/>
-        <w:jc w:val="both"/>
-        <w:rPr>
-          <w:rFonts w:ascii="Times New Roman" w:hAnsi="Times New Roman"/>
-          <w:sz w:val="24"/>
-          <w:szCs w:val="24"/>
-        </w:rPr>
-      </w:pPr>
-      <w:r>
-        <w:rPr>
-          <w:sz w:val="24"/>
-          <w:szCs w:val="24"/>
-        </w:rPr>
-        <w:t>правила и требования пользования, применения, эксплуатации, выдачи, ухода, хранения, осмотра, испытаний, браковки и сертификации средств защиты</w:t>
-      </w:r>
-    </w:p>
-    <w:p>
-      <w:pPr>
-        <w:pStyle w:val="Normal"/>
-        <w:numPr>
-          <w:ilvl w:val="0"/>
           <w:numId w:val="0"/>
         </w:numPr>
         <w:shd w:val="clear" w:fill="FFFFFF"/>
@@ -1025,8 +1053,8 @@
           <w:rFonts w:ascii="Times New Roman" w:hAnsi="Times New Roman" w:eastAsia="Times New Roman" w:cs="Times New Roman"/>
           <w:color w:val="auto"/>
           <w:kern w:val="0"/>
-          <w:sz w:val="24"/>
-          <w:szCs w:val="24"/>
+          <w:sz w:val="20"/>
+          <w:szCs w:val="20"/>
           <w:highlight w:val="none"/>
           <w:shd w:fill="auto" w:val="clear"/>
           <w:lang w:val="ru-RU" w:eastAsia="ru-RU" w:bidi="ru-RU"/>
@@ -1037,8 +1065,8 @@
           <w:rFonts w:eastAsia="Times New Roman" w:cs="Times New Roman"/>
           <w:color w:val="000000"/>
           <w:kern w:val="0"/>
-          <w:sz w:val="24"/>
-          <w:szCs w:val="24"/>
+          <w:sz w:val="20"/>
+          <w:szCs w:val="20"/>
           <w:shd w:fill="auto" w:val="clear"/>
           <w:lang w:val="ru-RU" w:eastAsia="ru-RU" w:bidi="ru-RU"/>
         </w:rPr>
@@ -1048,12 +1076,13 @@
       <w:pPr>
         <w:pStyle w:val="Norm"/>
         <w:bidi w:val="0"/>
-        <w:ind w:left="0" w:right="0" w:firstLine="567"/>
+        <w:spacing w:lineRule="auto" w:line="240"/>
+        <w:ind w:left="0" w:right="0" w:firstLine="709"/>
         <w:jc w:val="both"/>
         <w:rPr>
-          <w:rFonts w:ascii="Times New Roman" w:hAnsi="Times New Roman"/>
-          <w:sz w:val="24"/>
-          <w:szCs w:val="24"/>
+          <w:b/>
+          <w:b/>
+          <w:bCs/>
         </w:rPr>
       </w:pPr>
       <w:r>
@@ -1068,26 +1097,119 @@
           <w:shd w:fill="auto" w:val="clear"/>
           <w:lang w:val="ru-RU" w:eastAsia="ru-RU" w:bidi="ru-RU"/>
         </w:rPr>
-        <w:t>Работники должны уметь:</w:t>
+        <w:t>1.2.2</w:t>
+      </w:r>
+      <w:r>
+        <w:rPr>
+          <w:rFonts w:eastAsia="Times New Roman" w:cs="Times New Roman"/>
+          <w:b w:val="false"/>
+          <w:bCs w:val="false"/>
+          <w:color w:val="000000"/>
+          <w:kern w:val="0"/>
+          <w:sz w:val="24"/>
+          <w:szCs w:val="24"/>
+          <w:shd w:fill="auto" w:val="clear"/>
+          <w:lang w:val="ru-RU" w:eastAsia="ru-RU" w:bidi="ru-RU"/>
+        </w:rPr>
+        <w:t xml:space="preserve"> Лица, успешно освоившие программу, должны уметь:</w:t>
       </w:r>
     </w:p>
     <w:p>
       <w:pPr>
         <w:pStyle w:val="Norm"/>
         <w:bidi w:val="0"/>
-        <w:ind w:left="0" w:right="0" w:firstLine="567"/>
+        <w:spacing w:lineRule="auto" w:line="240"/>
+        <w:ind w:left="0" w:right="0" w:firstLine="709"/>
         <w:jc w:val="both"/>
         <w:rPr>
-          <w:rFonts w:ascii="Times New Roman" w:hAnsi="Times New Roman"/>
-          <w:sz w:val="24"/>
-          <w:szCs w:val="24"/>
+          <w:sz w:val="20"/>
+          <w:szCs w:val="20"/>
         </w:rPr>
       </w:pPr>
       <w:r>
         <w:rPr>
+          <w:sz w:val="20"/>
+          <w:szCs w:val="20"/>
+        </w:rPr>
+      </w:r>
+    </w:p>
+    <w:p>
+      <w:pPr>
+        <w:pStyle w:val="Normal"/>
+        <w:numPr>
+          <w:ilvl w:val="0"/>
+          <w:numId w:val="3"/>
+        </w:numPr>
+        <w:suppressAutoHyphens w:val="true"/>
+        <w:spacing w:lineRule="auto" w:line="240"/>
+        <w:ind w:left="0" w:right="0" w:firstLine="567"/>
+        <w:jc w:val="both"/>
+        <w:rPr/>
+      </w:pPr>
+      <w:r>
+        <w:rPr>
+          <w:rStyle w:val="Blk"/>
+          <w:rFonts w:eastAsia="Times New Roman" w:cs="Times New Roman" w:ascii="TimesNewRomanPSMT" w:hAnsi="TimesNewRomanPSMT"/>
+          <w:color w:val="000000"/>
+          <w:kern w:val="0"/>
           <w:sz w:val="24"/>
           <w:szCs w:val="24"/>
+          <w:shd w:fill="auto" w:val="clear"/>
+          <w:lang w:val="ru-RU" w:eastAsia="ru-RU" w:bidi="ru-RU"/>
         </w:rPr>
+        <w:t>п</w:t>
+      </w:r>
+      <w:r>
+        <w:rPr>
+          <w:rFonts w:ascii="TimesNewRomanPSMT" w:hAnsi="TimesNewRomanPSMT"/>
+          <w:sz w:val="24"/>
+        </w:rPr>
+        <w:t>рименять безопасные методы и приемы выполнения работ на высоте;</w:t>
+      </w:r>
+    </w:p>
+    <w:p>
+      <w:pPr>
+        <w:pStyle w:val="Normal"/>
+        <w:numPr>
+          <w:ilvl w:val="0"/>
+          <w:numId w:val="3"/>
+        </w:numPr>
+        <w:suppressAutoHyphens w:val="true"/>
+        <w:spacing w:lineRule="auto" w:line="240"/>
+        <w:ind w:left="0" w:right="0" w:firstLine="567"/>
+        <w:jc w:val="both"/>
+        <w:rPr/>
+      </w:pPr>
+      <w:r>
+        <w:rPr>
+          <w:rFonts w:ascii="TimesNewRomanPSMT" w:hAnsi="TimesNewRomanPSMT"/>
+          <w:sz w:val="24"/>
+        </w:rPr>
+        <w:t>применять оборудование, приборы, механизмы (проверка исправности оборудования, пусковых приборов, инструмента и приспособлений, блокировок, заземления и других средств защиты);</w:t>
+      </w:r>
+    </w:p>
+    <w:p>
+      <w:pPr>
+        <w:pStyle w:val="Normal"/>
+        <w:numPr>
+          <w:ilvl w:val="0"/>
+          <w:numId w:val="3"/>
+        </w:numPr>
+        <w:suppressAutoHyphens w:val="true"/>
+        <w:spacing w:lineRule="auto" w:line="240"/>
+        <w:ind w:left="0" w:right="0" w:firstLine="567"/>
+        <w:jc w:val="both"/>
+        <w:rPr/>
+      </w:pPr>
+      <w:r>
+        <w:rPr>
+          <w:rStyle w:val="Blk"/>
+          <w:rFonts w:cs="Times New Roman"/>
+          <w:sz w:val="24"/>
+          <w:szCs w:val="24"/>
+          <w:shd w:fill="auto" w:val="clear"/>
+        </w:rPr>
+        <w:t>оказывать первую помощь пострадавшим;</w:t>
       </w:r>
     </w:p>
     <w:p>
@@ -1114,39 +1236,7 @@
           <w:shd w:fill="auto" w:val="clear"/>
           <w:lang w:val="ru-RU" w:eastAsia="ru-RU" w:bidi="ru-RU"/>
         </w:rPr>
-        <w:t>п</w:t>
-      </w:r>
-      <w:r>
-        <w:rPr>
-          <w:sz w:val="24"/>
-          <w:szCs w:val="24"/>
-        </w:rPr>
-        <w:t>рименять безопасные методы и приемы выполнения работ на высоте;</w:t>
-      </w:r>
-    </w:p>
-    <w:p>
-      <w:pPr>
-        <w:pStyle w:val="Normal"/>
-        <w:numPr>
-          <w:ilvl w:val="0"/>
-          <w:numId w:val="3"/>
-        </w:numPr>
-        <w:suppressAutoHyphens w:val="true"/>
-        <w:spacing w:lineRule="auto" w:line="240"/>
-        <w:ind w:left="0" w:right="0" w:firstLine="567"/>
-        <w:jc w:val="both"/>
-        <w:rPr>
-          <w:rFonts w:ascii="Times New Roman" w:hAnsi="Times New Roman"/>
-          <w:sz w:val="24"/>
-          <w:szCs w:val="24"/>
-        </w:rPr>
-      </w:pPr>
-      <w:r>
-        <w:rPr>
-          <w:sz w:val="24"/>
-          <w:szCs w:val="24"/>
-        </w:rPr>
-        <w:t>применять оборудование, приборы, механизмы (проверка исправности оборудования, пусковых приборов, инструмента и приспособлений, блокировок, заземления и других средств защиты)</w:t>
+        <w:t>применять соответствующие СИЗ, проводить их осмотр до и после использования</w:t>
       </w:r>
     </w:p>
     <w:p>
@@ -1187,13 +1277,7 @@
         <w:spacing w:lineRule="auto" w:line="240"/>
         <w:ind w:left="0" w:right="0" w:firstLine="567"/>
         <w:jc w:val="both"/>
-        <w:rPr>
-          <w:rStyle w:val="Blk"/>
-          <w:rFonts w:ascii="Times New Roman" w:hAnsi="Times New Roman"/>
-          <w:sz w:val="24"/>
-          <w:szCs w:val="24"/>
-          <w:shd w:fill="auto" w:val="clear"/>
-        </w:rPr>
+        <w:rPr/>
       </w:pPr>
       <w:r>
         <w:rPr>
@@ -1202,7 +1286,7 @@
           <w:szCs w:val="24"/>
           <w:shd w:fill="auto" w:val="clear"/>
         </w:rPr>
-        <w:t>обладать практическими навыками оказания первой помощи пострадавшему;</w:t>
+        <w:t>обладать практическими навыками оказания первой помощи пострадавшему.</w:t>
       </w:r>
     </w:p>
     <w:p>
@@ -1210,29 +1294,7 @@
         <w:pStyle w:val="Normal"/>
         <w:numPr>
           <w:ilvl w:val="0"/>
-          <w:numId w:val="3"/>
-        </w:numPr>
-        <w:suppressAutoHyphens w:val="true"/>
-        <w:spacing w:lineRule="auto" w:line="240"/>
-        <w:ind w:left="0" w:right="0" w:firstLine="567"/>
-        <w:jc w:val="both"/>
-        <w:rPr/>
-      </w:pPr>
-      <w:r>
-        <w:rPr>
-          <w:rStyle w:val="Blk"/>
-          <w:sz w:val="24"/>
-          <w:szCs w:val="24"/>
-        </w:rPr>
-        <w:t>применять соответствующие СИЗ, проводить их осмотр до и после использования</w:t>
-      </w:r>
-    </w:p>
-    <w:p>
-      <w:pPr>
-        <w:pStyle w:val="Normal"/>
-        <w:numPr>
-          <w:ilvl w:val="0"/>
-          <w:numId w:val="3"/>
+          <w:numId w:val="4"/>
         </w:numPr>
         <w:suppressAutoHyphens w:val="true"/>
         <w:ind w:left="0" w:right="0" w:firstLine="567"/>
@@ -1258,7 +1320,7 @@
         <w:pStyle w:val="Normal"/>
         <w:numPr>
           <w:ilvl w:val="0"/>
-          <w:numId w:val="3"/>
+          <w:numId w:val="4"/>
         </w:numPr>
         <w:tabs>
           <w:tab w:val="clear" w:pos="720"/>
@@ -1288,7 +1350,7 @@
         <w:pStyle w:val="Normal"/>
         <w:numPr>
           <w:ilvl w:val="0"/>
-          <w:numId w:val="3"/>
+          <w:numId w:val="4"/>
         </w:numPr>
         <w:tabs>
           <w:tab w:val="clear" w:pos="720"/>
@@ -1318,7 +1380,7 @@
         <w:pStyle w:val="Normal"/>
         <w:numPr>
           <w:ilvl w:val="0"/>
-          <w:numId w:val="3"/>
+          <w:numId w:val="4"/>
         </w:numPr>
         <w:tabs>
           <w:tab w:val="clear" w:pos="720"/>
@@ -1340,7 +1402,7 @@
           <w:shd w:fill="auto" w:val="clear"/>
           <w:lang w:val="ru-RU" w:eastAsia="ru-RU" w:bidi="ru-RU"/>
         </w:rPr>
-        <w:t>организовывать безопасную транспортировку пострадавшего.</w:t>
+        <w:t>организовывать безопасную транспортировку пострадавшего</w:t>
       </w:r>
     </w:p>
     <w:p>
@@ -1350,17 +1412,19 @@
           <w:ilvl w:val="0"/>
           <w:numId w:val="0"/>
         </w:numPr>
+        <w:tabs>
+          <w:tab w:val="clear" w:pos="720"/>
+          <w:tab w:val="left" w:pos="5200" w:leader="none"/>
+        </w:tabs>
         <w:suppressAutoHyphens w:val="true"/>
-        <w:spacing w:lineRule="auto" w:line="240"/>
         <w:ind w:left="0" w:right="0" w:hanging="0"/>
         <w:jc w:val="both"/>
         <w:rPr>
-          <w:rStyle w:val="Blk"/>
-          <w:rFonts w:eastAsia="Times New Roman" w:cs="Times New Roman"/>
+          <w:rFonts w:ascii="Times New Roman" w:hAnsi="Times New Roman" w:eastAsia="Times New Roman" w:cs="Times New Roman"/>
           <w:color w:val="000000"/>
           <w:kern w:val="0"/>
-          <w:sz w:val="24"/>
-          <w:szCs w:val="24"/>
+          <w:sz w:val="20"/>
+          <w:szCs w:val="20"/>
           <w:shd w:fill="auto" w:val="clear"/>
           <w:lang w:val="ru-RU" w:eastAsia="ru-RU" w:bidi="ru-RU"/>
         </w:rPr>
@@ -1370,42 +1434,8 @@
           <w:rFonts w:eastAsia="Times New Roman" w:cs="Times New Roman"/>
           <w:color w:val="000000"/>
           <w:kern w:val="0"/>
-          <w:sz w:val="24"/>
-          <w:szCs w:val="24"/>
-          <w:shd w:fill="auto" w:val="clear"/>
-          <w:lang w:val="ru-RU" w:eastAsia="ru-RU" w:bidi="ru-RU"/>
-        </w:rPr>
-      </w:r>
-    </w:p>
-    <w:p>
-      <w:pPr>
-        <w:pStyle w:val="Normal"/>
-        <w:spacing w:lineRule="auto" w:line="240"/>
-        <w:ind w:left="0" w:right="0" w:firstLine="567"/>
-        <w:jc w:val="left"/>
-        <w:rPr>
-          <w:rFonts w:ascii="Times New Roman" w:hAnsi="Times New Roman" w:eastAsia="Times New Roman" w:cs="Times New Roman"/>
-          <w:b w:val="false"/>
-          <w:b w:val="false"/>
-          <w:bCs w:val="false"/>
-          <w:color w:val="auto"/>
-          <w:kern w:val="0"/>
-          <w:sz w:val="24"/>
-          <w:szCs w:val="24"/>
-          <w:highlight w:val="none"/>
-          <w:shd w:fill="auto" w:val="clear"/>
-          <w:lang w:val="ru-RU" w:eastAsia="ru-RU" w:bidi="ru-RU"/>
-        </w:rPr>
-      </w:pPr>
-      <w:r>
-        <w:rPr>
-          <w:rFonts w:eastAsia="Times New Roman" w:cs="Times New Roman"/>
-          <w:b w:val="false"/>
-          <w:bCs w:val="false"/>
-          <w:color w:val="000000"/>
-          <w:kern w:val="0"/>
-          <w:sz w:val="24"/>
-          <w:szCs w:val="24"/>
+          <w:sz w:val="20"/>
+          <w:szCs w:val="20"/>
           <w:shd w:fill="auto" w:val="clear"/>
           <w:lang w:val="ru-RU" w:eastAsia="ru-RU" w:bidi="ru-RU"/>
         </w:rPr>
@@ -1446,8 +1476,8 @@
           <w:b/>
           <w:b/>
           <w:bCs/>
-          <w:sz w:val="24"/>
-          <w:szCs w:val="24"/>
+          <w:sz w:val="20"/>
+          <w:szCs w:val="20"/>
           <w:highlight w:val="none"/>
           <w:shd w:fill="auto" w:val="clear"/>
           <w:lang w:val="ru-RU"/>
@@ -1457,8 +1487,8 @@
         <w:rPr>
           <w:b/>
           <w:bCs/>
-          <w:sz w:val="24"/>
-          <w:szCs w:val="24"/>
+          <w:sz w:val="20"/>
+          <w:szCs w:val="20"/>
           <w:shd w:fill="auto" w:val="clear"/>
           <w:lang w:val="ru-RU"/>
         </w:rPr>
@@ -1480,7 +1510,7 @@
           <w:szCs w:val="24"/>
           <w:shd w:fill="auto" w:val="clear"/>
         </w:rPr>
-        <w:t>Бригадиры, мастера, руководители стажировки, а также работники, назначаемые по наряду-допуску ответственными исполнителями (производителями) работ на высоте и работники, допускаемые к работам в составе бригады из числа высококвалифицированных рабочих и специалистов</w:t>
+        <w:t>Мастера, бригадиры, руководители стажировки, а также работники, назначаемые по наряду-допуску на производство работ на высоте ответственными исполнителями (производителями) работ на высоте</w:t>
       </w:r>
       <w:r>
         <w:rPr>
@@ -1563,16 +1593,16 @@
         <w:ind w:left="0" w:right="0" w:firstLine="567"/>
         <w:rPr>
           <w:rFonts w:ascii="Times New Roman" w:hAnsi="Times New Roman"/>
-          <w:sz w:val="24"/>
-          <w:szCs w:val="24"/>
+          <w:sz w:val="12"/>
+          <w:szCs w:val="12"/>
           <w:highlight w:val="none"/>
           <w:shd w:fill="auto" w:val="clear"/>
         </w:rPr>
       </w:pPr>
       <w:r>
         <w:rPr>
-          <w:sz w:val="24"/>
-          <w:szCs w:val="24"/>
+          <w:sz w:val="12"/>
+          <w:szCs w:val="12"/>
           <w:shd w:fill="auto" w:val="clear"/>
         </w:rPr>
       </w:r>
@@ -1690,8 +1720,8 @@
           <w:b w:val="false"/>
           <w:b w:val="false"/>
           <w:bCs w:val="false"/>
-          <w:sz w:val="24"/>
-          <w:szCs w:val="24"/>
+          <w:sz w:val="12"/>
+          <w:szCs w:val="12"/>
           <w:highlight w:val="none"/>
           <w:shd w:fill="auto" w:val="clear"/>
         </w:rPr>
@@ -1700,8 +1730,8 @@
         <w:rPr>
           <w:b w:val="false"/>
           <w:bCs w:val="false"/>
-          <w:sz w:val="24"/>
-          <w:szCs w:val="24"/>
+          <w:sz w:val="12"/>
+          <w:szCs w:val="12"/>
           <w:shd w:fill="auto" w:val="clear"/>
         </w:rPr>
       </w:r>
@@ -1729,7 +1759,7 @@
           <w:szCs w:val="24"/>
           <w:shd w:fill="auto" w:val="clear"/>
         </w:rPr>
-        <w:t>Очная.</w:t>
+        <w:t>Очная, очно-заочная</w:t>
       </w:r>
     </w:p>
     <w:p>
@@ -1745,8 +1775,8 @@
           <w:rFonts w:ascii="Times New Roman" w:hAnsi="Times New Roman"/>
           <w:b/>
           <w:b/>
-          <w:sz w:val="24"/>
-          <w:szCs w:val="24"/>
+          <w:sz w:val="12"/>
+          <w:szCs w:val="12"/>
           <w:highlight w:val="none"/>
           <w:shd w:fill="auto" w:val="clear"/>
         </w:rPr>
@@ -1754,8 +1784,8 @@
       <w:r>
         <w:rPr>
           <w:b/>
-          <w:sz w:val="24"/>
-          <w:szCs w:val="24"/>
+          <w:sz w:val="12"/>
+          <w:szCs w:val="12"/>
           <w:shd w:fill="auto" w:val="clear"/>
         </w:rPr>
       </w:r>
@@ -1800,8 +1830,8 @@
           <w:b/>
           <w:b/>
           <w:bCs/>
-          <w:sz w:val="24"/>
-          <w:szCs w:val="24"/>
+          <w:sz w:val="12"/>
+          <w:szCs w:val="12"/>
           <w:highlight w:val="none"/>
           <w:shd w:fill="auto" w:val="clear"/>
         </w:rPr>
@@ -1810,8 +1840,8 @@
         <w:rPr>
           <w:b/>
           <w:bCs/>
-          <w:sz w:val="24"/>
-          <w:szCs w:val="24"/>
+          <w:sz w:val="12"/>
+          <w:szCs w:val="12"/>
           <w:shd w:fill="auto" w:val="clear"/>
         </w:rPr>
       </w:r>
@@ -1905,68 +1935,6 @@
     <w:p>
       <w:pPr>
         <w:pStyle w:val="Normal"/>
-        <w:ind w:left="0" w:right="0" w:firstLine="567"/>
-        <w:jc w:val="both"/>
-        <w:rPr>
-          <w:rFonts w:ascii="Times New Roman" w:hAnsi="Times New Roman" w:eastAsia="Times New Roman" w:cs="Times New Roman"/>
-          <w:b w:val="false"/>
-          <w:b w:val="false"/>
-          <w:bCs w:val="false"/>
-          <w:color w:val="auto"/>
-          <w:sz w:val="24"/>
-          <w:szCs w:val="24"/>
-          <w:highlight w:val="none"/>
-          <w:shd w:fill="auto" w:val="clear"/>
-          <w:lang w:val="ru-RU" w:eastAsia="zh-CN" w:bidi="ar-SA"/>
-        </w:rPr>
-      </w:pPr>
-      <w:r>
-        <w:rPr>
-          <w:rFonts w:eastAsia="Times New Roman" w:cs="Times New Roman"/>
-          <w:b w:val="false"/>
-          <w:bCs w:val="false"/>
-          <w:color w:val="000000"/>
-          <w:sz w:val="24"/>
-          <w:szCs w:val="24"/>
-          <w:shd w:fill="auto" w:val="clear"/>
-          <w:lang w:val="ru-RU" w:eastAsia="zh-CN" w:bidi="ar-SA"/>
-        </w:rPr>
-      </w:r>
-    </w:p>
-    <w:p>
-      <w:pPr>
-        <w:pStyle w:val="Normal"/>
-        <w:ind w:left="0" w:right="0" w:firstLine="567"/>
-        <w:jc w:val="both"/>
-        <w:rPr>
-          <w:rFonts w:ascii="Times New Roman" w:hAnsi="Times New Roman" w:eastAsia="Times New Roman" w:cs="Times New Roman"/>
-          <w:b w:val="false"/>
-          <w:b w:val="false"/>
-          <w:bCs w:val="false"/>
-          <w:color w:val="auto"/>
-          <w:sz w:val="24"/>
-          <w:szCs w:val="24"/>
-          <w:highlight w:val="none"/>
-          <w:shd w:fill="auto" w:val="clear"/>
-          <w:lang w:val="ru-RU" w:eastAsia="zh-CN" w:bidi="ar-SA"/>
-        </w:rPr>
-      </w:pPr>
-      <w:r>
-        <w:rPr>
-          <w:rFonts w:eastAsia="Times New Roman" w:cs="Times New Roman"/>
-          <w:b w:val="false"/>
-          <w:bCs w:val="false"/>
-          <w:color w:val="000000"/>
-          <w:sz w:val="24"/>
-          <w:szCs w:val="24"/>
-          <w:shd w:fill="auto" w:val="clear"/>
-          <w:lang w:val="ru-RU" w:eastAsia="zh-CN" w:bidi="ar-SA"/>
-        </w:rPr>
-      </w:r>
-    </w:p>
-    <w:p>
-      <w:pPr>
-        <w:pStyle w:val="Normal"/>
         <w:widowControl/>
         <w:suppressAutoHyphens w:val="false"/>
         <w:bidi w:val="0"/>
@@ -2004,8 +1972,8 @@
           <w:b/>
           <w:b/>
           <w:bCs/>
-          <w:sz w:val="24"/>
-          <w:szCs w:val="24"/>
+          <w:sz w:val="20"/>
+          <w:szCs w:val="20"/>
           <w:highlight w:val="none"/>
           <w:shd w:fill="auto" w:val="clear"/>
         </w:rPr>
@@ -2014,8 +1982,8 @@
         <w:rPr>
           <w:b/>
           <w:bCs/>
-          <w:sz w:val="24"/>
-          <w:szCs w:val="24"/>
+          <w:sz w:val="20"/>
+          <w:szCs w:val="20"/>
           <w:shd w:fill="auto" w:val="clear"/>
         </w:rPr>
       </w:r>
@@ -2123,41 +2091,6 @@
         <w:ind w:left="0" w:right="0" w:firstLine="567"/>
         <w:jc w:val="both"/>
         <w:rPr>
-          <w:rFonts w:ascii="Times New Roman" w:hAnsi="Times New Roman" w:eastAsia="Times New Roman" w:cs="Times New Roman"/>
-          <w:b/>
-          <w:b/>
-          <w:bCs/>
-          <w:color w:val="auto"/>
-          <w:sz w:val="24"/>
-          <w:szCs w:val="24"/>
-          <w:highlight w:val="none"/>
-          <w:shd w:fill="auto" w:val="clear"/>
-          <w:lang w:val="ru-RU" w:eastAsia="zh-CN" w:bidi="ar-SA"/>
-        </w:rPr>
-      </w:pPr>
-      <w:r>
-        <w:rPr>
-          <w:rFonts w:eastAsia="Times New Roman" w:cs="Times New Roman"/>
-          <w:b/>
-          <w:bCs/>
-          <w:color w:val="000000"/>
-          <w:sz w:val="24"/>
-          <w:szCs w:val="24"/>
-          <w:shd w:fill="auto" w:val="clear"/>
-          <w:lang w:val="ru-RU" w:eastAsia="zh-CN" w:bidi="ar-SA"/>
-        </w:rPr>
-      </w:r>
-    </w:p>
-    <w:p>
-      <w:pPr>
-        <w:pStyle w:val="Normal"/>
-        <w:widowControl/>
-        <w:suppressAutoHyphens w:val="false"/>
-        <w:bidi w:val="0"/>
-        <w:spacing w:lineRule="auto" w:line="240"/>
-        <w:ind w:left="0" w:right="0" w:firstLine="567"/>
-        <w:jc w:val="both"/>
-        <w:rPr>
           <w:rFonts w:ascii="Times New Roman" w:hAnsi="Times New Roman"/>
           <w:sz w:val="24"/>
           <w:szCs w:val="24"/>
@@ -2180,1715 +2113,17 @@
     <w:p>
       <w:pPr>
         <w:pStyle w:val="Normal"/>
-        <w:widowControl/>
-        <w:suppressAutoHyphens w:val="false"/>
-        <w:bidi w:val="0"/>
-        <w:spacing w:lineRule="auto" w:line="240"/>
-        <w:ind w:left="0" w:right="0" w:firstLine="709"/>
-        <w:jc w:val="both"/>
+        <w:jc w:val="center"/>
         <w:rPr>
-          <w:rFonts w:ascii="Times New Roman" w:hAnsi="Times New Roman" w:eastAsia="Times New Roman" w:cs="Times New Roman"/>
-          <w:b w:val="false"/>
-          <w:b w:val="false"/>
-          <w:bCs w:val="false"/>
-          <w:color w:val="auto"/>
+          <w:rFonts w:ascii="Times New Roman" w:hAnsi="Times New Roman"/>
           <w:sz w:val="24"/>
           <w:szCs w:val="24"/>
-          <w:highlight w:val="none"/>
-          <w:shd w:fill="auto" w:val="clear"/>
-          <w:lang w:val="ru-RU" w:eastAsia="zh-CN" w:bidi="ar-SA"/>
         </w:rPr>
       </w:pPr>
       <w:r>
         <w:rPr>
-          <w:rFonts w:eastAsia="Times New Roman" w:cs="Times New Roman"/>
-          <w:b w:val="false"/>
-          <w:bCs w:val="false"/>
-          <w:color w:val="000000"/>
           <w:sz w:val="24"/>
           <w:szCs w:val="24"/>
-          <w:shd w:fill="auto" w:val="clear"/>
-          <w:lang w:val="ru-RU" w:eastAsia="zh-CN" w:bidi="ar-SA"/>
-        </w:rPr>
-      </w:r>
-    </w:p>
-    <w:p>
-      <w:pPr>
-        <w:pStyle w:val="Normal"/>
-        <w:widowControl/>
-        <w:suppressAutoHyphens w:val="false"/>
-        <w:bidi w:val="0"/>
-        <w:spacing w:lineRule="auto" w:line="240"/>
-        <w:ind w:left="0" w:right="0" w:firstLine="709"/>
-        <w:jc w:val="both"/>
-        <w:rPr>
-          <w:rFonts w:ascii="Times New Roman" w:hAnsi="Times New Roman" w:eastAsia="Times New Roman" w:cs="Times New Roman"/>
-          <w:b w:val="false"/>
-          <w:b w:val="false"/>
-          <w:bCs w:val="false"/>
-          <w:color w:val="auto"/>
-          <w:sz w:val="24"/>
-          <w:szCs w:val="24"/>
-          <w:highlight w:val="none"/>
-          <w:shd w:fill="auto" w:val="clear"/>
-          <w:lang w:val="ru-RU" w:eastAsia="zh-CN" w:bidi="ar-SA"/>
-        </w:rPr>
-      </w:pPr>
-      <w:r>
-        <w:rPr>
-          <w:rFonts w:eastAsia="Times New Roman" w:cs="Times New Roman"/>
-          <w:b w:val="false"/>
-          <w:bCs w:val="false"/>
-          <w:color w:val="000000"/>
-          <w:sz w:val="24"/>
-          <w:szCs w:val="24"/>
-          <w:shd w:fill="auto" w:val="clear"/>
-          <w:lang w:val="ru-RU" w:eastAsia="zh-CN" w:bidi="ar-SA"/>
-        </w:rPr>
-      </w:r>
-    </w:p>
-    <w:p>
-      <w:pPr>
-        <w:pStyle w:val="Normal"/>
-        <w:widowControl/>
-        <w:suppressAutoHyphens w:val="false"/>
-        <w:bidi w:val="0"/>
-        <w:spacing w:lineRule="auto" w:line="240"/>
-        <w:ind w:left="0" w:right="0" w:firstLine="709"/>
-        <w:jc w:val="both"/>
-        <w:rPr>
-          <w:rFonts w:ascii="Times New Roman" w:hAnsi="Times New Roman" w:eastAsia="Times New Roman" w:cs="Times New Roman"/>
-          <w:b w:val="false"/>
-          <w:b w:val="false"/>
-          <w:bCs w:val="false"/>
-          <w:color w:val="auto"/>
-          <w:sz w:val="24"/>
-          <w:szCs w:val="24"/>
-          <w:highlight w:val="none"/>
-          <w:shd w:fill="auto" w:val="clear"/>
-          <w:lang w:val="ru-RU" w:eastAsia="zh-CN" w:bidi="ar-SA"/>
-        </w:rPr>
-      </w:pPr>
-      <w:r>
-        <w:rPr>
-          <w:rFonts w:eastAsia="Times New Roman" w:cs="Times New Roman"/>
-          <w:b w:val="false"/>
-          <w:bCs w:val="false"/>
-          <w:color w:val="000000"/>
-          <w:sz w:val="24"/>
-          <w:szCs w:val="24"/>
-          <w:shd w:fill="auto" w:val="clear"/>
-          <w:lang w:val="ru-RU" w:eastAsia="zh-CN" w:bidi="ar-SA"/>
-        </w:rPr>
-      </w:r>
-    </w:p>
-    <w:p>
-      <w:pPr>
-        <w:pStyle w:val="Normal"/>
-        <w:widowControl/>
-        <w:suppressAutoHyphens w:val="false"/>
-        <w:bidi w:val="0"/>
-        <w:spacing w:lineRule="auto" w:line="240"/>
-        <w:ind w:left="0" w:right="0" w:firstLine="709"/>
-        <w:jc w:val="both"/>
-        <w:rPr>
-          <w:rFonts w:ascii="Times New Roman" w:hAnsi="Times New Roman" w:eastAsia="Times New Roman" w:cs="Times New Roman"/>
-          <w:b w:val="false"/>
-          <w:b w:val="false"/>
-          <w:bCs w:val="false"/>
-          <w:color w:val="auto"/>
-          <w:sz w:val="24"/>
-          <w:szCs w:val="24"/>
-          <w:highlight w:val="none"/>
-          <w:shd w:fill="auto" w:val="clear"/>
-          <w:lang w:val="ru-RU" w:eastAsia="zh-CN" w:bidi="ar-SA"/>
-        </w:rPr>
-      </w:pPr>
-      <w:r>
-        <w:rPr>
-          <w:rFonts w:eastAsia="Times New Roman" w:cs="Times New Roman"/>
-          <w:b w:val="false"/>
-          <w:bCs w:val="false"/>
-          <w:color w:val="000000"/>
-          <w:sz w:val="24"/>
-          <w:szCs w:val="24"/>
-          <w:shd w:fill="auto" w:val="clear"/>
-          <w:lang w:val="ru-RU" w:eastAsia="zh-CN" w:bidi="ar-SA"/>
-        </w:rPr>
-      </w:r>
-    </w:p>
-    <w:p>
-      <w:pPr>
-        <w:pStyle w:val="Normal"/>
-        <w:widowControl/>
-        <w:suppressAutoHyphens w:val="false"/>
-        <w:bidi w:val="0"/>
-        <w:spacing w:lineRule="auto" w:line="240"/>
-        <w:ind w:left="0" w:right="0" w:firstLine="709"/>
-        <w:jc w:val="both"/>
-        <w:rPr>
-          <w:rFonts w:ascii="Times New Roman" w:hAnsi="Times New Roman" w:eastAsia="Times New Roman" w:cs="Times New Roman"/>
-          <w:b w:val="false"/>
-          <w:b w:val="false"/>
-          <w:bCs w:val="false"/>
-          <w:color w:val="auto"/>
-          <w:sz w:val="24"/>
-          <w:szCs w:val="24"/>
-          <w:highlight w:val="none"/>
-          <w:shd w:fill="auto" w:val="clear"/>
-          <w:lang w:val="ru-RU" w:eastAsia="zh-CN" w:bidi="ar-SA"/>
-        </w:rPr>
-      </w:pPr>
-      <w:r>
-        <w:rPr>
-          <w:rFonts w:eastAsia="Times New Roman" w:cs="Times New Roman"/>
-          <w:b w:val="false"/>
-          <w:bCs w:val="false"/>
-          <w:color w:val="000000"/>
-          <w:sz w:val="24"/>
-          <w:szCs w:val="24"/>
-          <w:shd w:fill="auto" w:val="clear"/>
-          <w:lang w:val="ru-RU" w:eastAsia="zh-CN" w:bidi="ar-SA"/>
-        </w:rPr>
-      </w:r>
-    </w:p>
-    <w:p>
-      <w:pPr>
-        <w:pStyle w:val="Normal"/>
-        <w:widowControl/>
-        <w:suppressAutoHyphens w:val="false"/>
-        <w:bidi w:val="0"/>
-        <w:spacing w:lineRule="auto" w:line="240"/>
-        <w:ind w:left="0" w:right="0" w:firstLine="709"/>
-        <w:jc w:val="both"/>
-        <w:rPr>
-          <w:rFonts w:ascii="Times New Roman" w:hAnsi="Times New Roman" w:eastAsia="Times New Roman" w:cs="Times New Roman"/>
-          <w:b w:val="false"/>
-          <w:b w:val="false"/>
-          <w:bCs w:val="false"/>
-          <w:color w:val="auto"/>
-          <w:sz w:val="24"/>
-          <w:szCs w:val="24"/>
-          <w:highlight w:val="none"/>
-          <w:shd w:fill="auto" w:val="clear"/>
-          <w:lang w:val="ru-RU" w:eastAsia="zh-CN" w:bidi="ar-SA"/>
-        </w:rPr>
-      </w:pPr>
-      <w:r>
-        <w:rPr>
-          <w:rFonts w:eastAsia="Times New Roman" w:cs="Times New Roman"/>
-          <w:b w:val="false"/>
-          <w:bCs w:val="false"/>
-          <w:color w:val="000000"/>
-          <w:sz w:val="24"/>
-          <w:szCs w:val="24"/>
-          <w:shd w:fill="auto" w:val="clear"/>
-          <w:lang w:val="ru-RU" w:eastAsia="zh-CN" w:bidi="ar-SA"/>
-        </w:rPr>
-      </w:r>
-    </w:p>
-    <w:p>
-      <w:pPr>
-        <w:pStyle w:val="Normal"/>
-        <w:widowControl/>
-        <w:suppressAutoHyphens w:val="false"/>
-        <w:bidi w:val="0"/>
-        <w:spacing w:lineRule="auto" w:line="240"/>
-        <w:ind w:left="0" w:right="0" w:firstLine="709"/>
-        <w:jc w:val="both"/>
-        <w:rPr>
-          <w:rFonts w:ascii="Times New Roman" w:hAnsi="Times New Roman" w:eastAsia="Times New Roman" w:cs="Times New Roman"/>
-          <w:b w:val="false"/>
-          <w:b w:val="false"/>
-          <w:bCs w:val="false"/>
-          <w:color w:val="auto"/>
-          <w:sz w:val="24"/>
-          <w:szCs w:val="24"/>
-          <w:highlight w:val="none"/>
-          <w:shd w:fill="auto" w:val="clear"/>
-          <w:lang w:val="ru-RU" w:eastAsia="zh-CN" w:bidi="ar-SA"/>
-        </w:rPr>
-      </w:pPr>
-      <w:r>
-        <w:rPr>
-          <w:rFonts w:eastAsia="Times New Roman" w:cs="Times New Roman"/>
-          <w:b w:val="false"/>
-          <w:bCs w:val="false"/>
-          <w:color w:val="000000"/>
-          <w:sz w:val="24"/>
-          <w:szCs w:val="24"/>
-          <w:shd w:fill="auto" w:val="clear"/>
-          <w:lang w:val="ru-RU" w:eastAsia="zh-CN" w:bidi="ar-SA"/>
-        </w:rPr>
-      </w:r>
-    </w:p>
-    <w:p>
-      <w:pPr>
-        <w:pStyle w:val="Normal"/>
-        <w:widowControl/>
-        <w:suppressAutoHyphens w:val="false"/>
-        <w:bidi w:val="0"/>
-        <w:spacing w:lineRule="auto" w:line="240"/>
-        <w:ind w:left="0" w:right="0" w:firstLine="709"/>
-        <w:jc w:val="both"/>
-        <w:rPr>
-          <w:rFonts w:ascii="Times New Roman" w:hAnsi="Times New Roman" w:eastAsia="Times New Roman" w:cs="Times New Roman"/>
-          <w:b w:val="false"/>
-          <w:b w:val="false"/>
-          <w:bCs w:val="false"/>
-          <w:color w:val="auto"/>
-          <w:sz w:val="24"/>
-          <w:szCs w:val="24"/>
-          <w:highlight w:val="none"/>
-          <w:shd w:fill="auto" w:val="clear"/>
-          <w:lang w:val="ru-RU" w:eastAsia="zh-CN" w:bidi="ar-SA"/>
-        </w:rPr>
-      </w:pPr>
-      <w:r>
-        <w:rPr>
-          <w:rFonts w:eastAsia="Times New Roman" w:cs="Times New Roman"/>
-          <w:b w:val="false"/>
-          <w:bCs w:val="false"/>
-          <w:color w:val="000000"/>
-          <w:sz w:val="24"/>
-          <w:szCs w:val="24"/>
-          <w:shd w:fill="auto" w:val="clear"/>
-          <w:lang w:val="ru-RU" w:eastAsia="zh-CN" w:bidi="ar-SA"/>
-        </w:rPr>
-      </w:r>
-    </w:p>
-    <w:p>
-      <w:pPr>
-        <w:pStyle w:val="Normal"/>
-        <w:widowControl/>
-        <w:suppressAutoHyphens w:val="false"/>
-        <w:bidi w:val="0"/>
-        <w:spacing w:lineRule="auto" w:line="240"/>
-        <w:ind w:left="0" w:right="0" w:firstLine="709"/>
-        <w:jc w:val="both"/>
-        <w:rPr>
-          <w:rFonts w:ascii="Times New Roman" w:hAnsi="Times New Roman" w:eastAsia="Times New Roman" w:cs="Times New Roman"/>
-          <w:b w:val="false"/>
-          <w:b w:val="false"/>
-          <w:bCs w:val="false"/>
-          <w:color w:val="auto"/>
-          <w:sz w:val="24"/>
-          <w:szCs w:val="24"/>
-          <w:highlight w:val="none"/>
-          <w:shd w:fill="auto" w:val="clear"/>
-          <w:lang w:val="ru-RU" w:eastAsia="zh-CN" w:bidi="ar-SA"/>
-        </w:rPr>
-      </w:pPr>
-      <w:r>
-        <w:rPr>
-          <w:rFonts w:eastAsia="Times New Roman" w:cs="Times New Roman"/>
-          <w:b w:val="false"/>
-          <w:bCs w:val="false"/>
-          <w:color w:val="000000"/>
-          <w:sz w:val="24"/>
-          <w:szCs w:val="24"/>
-          <w:shd w:fill="auto" w:val="clear"/>
-          <w:lang w:val="ru-RU" w:eastAsia="zh-CN" w:bidi="ar-SA"/>
-        </w:rPr>
-      </w:r>
-    </w:p>
-    <w:p>
-      <w:pPr>
-        <w:pStyle w:val="Normal"/>
-        <w:widowControl/>
-        <w:suppressAutoHyphens w:val="false"/>
-        <w:bidi w:val="0"/>
-        <w:spacing w:lineRule="auto" w:line="240"/>
-        <w:ind w:left="0" w:right="0" w:firstLine="709"/>
-        <w:jc w:val="both"/>
-        <w:rPr>
-          <w:rFonts w:ascii="Times New Roman" w:hAnsi="Times New Roman" w:eastAsia="Times New Roman" w:cs="Times New Roman"/>
-          <w:b w:val="false"/>
-          <w:b w:val="false"/>
-          <w:bCs w:val="false"/>
-          <w:color w:val="auto"/>
-          <w:sz w:val="24"/>
-          <w:szCs w:val="24"/>
-          <w:highlight w:val="none"/>
-          <w:shd w:fill="auto" w:val="clear"/>
-          <w:lang w:val="ru-RU" w:eastAsia="zh-CN" w:bidi="ar-SA"/>
-        </w:rPr>
-      </w:pPr>
-      <w:r>
-        <w:rPr>
-          <w:rFonts w:eastAsia="Times New Roman" w:cs="Times New Roman"/>
-          <w:b w:val="false"/>
-          <w:bCs w:val="false"/>
-          <w:color w:val="000000"/>
-          <w:sz w:val="24"/>
-          <w:szCs w:val="24"/>
-          <w:shd w:fill="auto" w:val="clear"/>
-          <w:lang w:val="ru-RU" w:eastAsia="zh-CN" w:bidi="ar-SA"/>
-        </w:rPr>
-      </w:r>
-    </w:p>
-    <w:p>
-      <w:pPr>
-        <w:pStyle w:val="Normal"/>
-        <w:widowControl/>
-        <w:suppressAutoHyphens w:val="false"/>
-        <w:bidi w:val="0"/>
-        <w:spacing w:lineRule="auto" w:line="240"/>
-        <w:ind w:left="0" w:right="0" w:firstLine="709"/>
-        <w:jc w:val="both"/>
-        <w:rPr>
-          <w:rFonts w:ascii="Times New Roman" w:hAnsi="Times New Roman" w:eastAsia="Times New Roman" w:cs="Times New Roman"/>
-          <w:b w:val="false"/>
-          <w:b w:val="false"/>
-          <w:bCs w:val="false"/>
-          <w:color w:val="auto"/>
-          <w:sz w:val="24"/>
-          <w:szCs w:val="24"/>
-          <w:highlight w:val="none"/>
-          <w:shd w:fill="auto" w:val="clear"/>
-          <w:lang w:val="ru-RU" w:eastAsia="zh-CN" w:bidi="ar-SA"/>
-        </w:rPr>
-      </w:pPr>
-      <w:r>
-        <w:rPr>
-          <w:rFonts w:eastAsia="Times New Roman" w:cs="Times New Roman"/>
-          <w:b w:val="false"/>
-          <w:bCs w:val="false"/>
-          <w:color w:val="000000"/>
-          <w:sz w:val="24"/>
-          <w:szCs w:val="24"/>
-          <w:shd w:fill="auto" w:val="clear"/>
-          <w:lang w:val="ru-RU" w:eastAsia="zh-CN" w:bidi="ar-SA"/>
-        </w:rPr>
-      </w:r>
-    </w:p>
-    <w:p>
-      <w:pPr>
-        <w:pStyle w:val="Normal"/>
-        <w:widowControl/>
-        <w:suppressAutoHyphens w:val="false"/>
-        <w:bidi w:val="0"/>
-        <w:spacing w:lineRule="auto" w:line="240"/>
-        <w:ind w:left="0" w:right="0" w:firstLine="709"/>
-        <w:jc w:val="both"/>
-        <w:rPr>
-          <w:rFonts w:ascii="Times New Roman" w:hAnsi="Times New Roman" w:eastAsia="Times New Roman" w:cs="Times New Roman"/>
-          <w:b w:val="false"/>
-          <w:b w:val="false"/>
-          <w:bCs w:val="false"/>
-          <w:color w:val="auto"/>
-          <w:sz w:val="24"/>
-          <w:szCs w:val="24"/>
-          <w:highlight w:val="none"/>
-          <w:shd w:fill="auto" w:val="clear"/>
-          <w:lang w:val="ru-RU" w:eastAsia="zh-CN" w:bidi="ar-SA"/>
-        </w:rPr>
-      </w:pPr>
-      <w:r>
-        <w:rPr>
-          <w:rFonts w:eastAsia="Times New Roman" w:cs="Times New Roman"/>
-          <w:b w:val="false"/>
-          <w:bCs w:val="false"/>
-          <w:color w:val="000000"/>
-          <w:sz w:val="24"/>
-          <w:szCs w:val="24"/>
-          <w:shd w:fill="auto" w:val="clear"/>
-          <w:lang w:val="ru-RU" w:eastAsia="zh-CN" w:bidi="ar-SA"/>
-        </w:rPr>
-      </w:r>
-    </w:p>
-    <w:p>
-      <w:pPr>
-        <w:pStyle w:val="Normal"/>
-        <w:widowControl/>
-        <w:suppressAutoHyphens w:val="false"/>
-        <w:bidi w:val="0"/>
-        <w:spacing w:lineRule="auto" w:line="240"/>
-        <w:ind w:left="0" w:right="0" w:firstLine="709"/>
-        <w:jc w:val="both"/>
-        <w:rPr>
-          <w:rFonts w:ascii="Times New Roman" w:hAnsi="Times New Roman" w:eastAsia="Times New Roman" w:cs="Times New Roman"/>
-          <w:b w:val="false"/>
-          <w:b w:val="false"/>
-          <w:bCs w:val="false"/>
-          <w:color w:val="auto"/>
-          <w:sz w:val="24"/>
-          <w:szCs w:val="24"/>
-          <w:highlight w:val="none"/>
-          <w:shd w:fill="auto" w:val="clear"/>
-          <w:lang w:val="ru-RU" w:eastAsia="zh-CN" w:bidi="ar-SA"/>
-        </w:rPr>
-      </w:pPr>
-      <w:r>
-        <w:rPr>
-          <w:rFonts w:eastAsia="Times New Roman" w:cs="Times New Roman"/>
-          <w:b w:val="false"/>
-          <w:bCs w:val="false"/>
-          <w:color w:val="000000"/>
-          <w:sz w:val="24"/>
-          <w:szCs w:val="24"/>
-          <w:shd w:fill="auto" w:val="clear"/>
-          <w:lang w:val="ru-RU" w:eastAsia="zh-CN" w:bidi="ar-SA"/>
-        </w:rPr>
-      </w:r>
-    </w:p>
-    <w:p>
-      <w:pPr>
-        <w:pStyle w:val="Normal"/>
-        <w:widowControl/>
-        <w:suppressAutoHyphens w:val="false"/>
-        <w:bidi w:val="0"/>
-        <w:spacing w:lineRule="auto" w:line="240"/>
-        <w:ind w:left="0" w:right="0" w:firstLine="709"/>
-        <w:jc w:val="both"/>
-        <w:rPr>
-          <w:rFonts w:ascii="Times New Roman" w:hAnsi="Times New Roman" w:eastAsia="Times New Roman" w:cs="Times New Roman"/>
-          <w:b w:val="false"/>
-          <w:b w:val="false"/>
-          <w:bCs w:val="false"/>
-          <w:color w:val="auto"/>
-          <w:sz w:val="24"/>
-          <w:szCs w:val="24"/>
-          <w:highlight w:val="none"/>
-          <w:shd w:fill="auto" w:val="clear"/>
-          <w:lang w:val="ru-RU" w:eastAsia="zh-CN" w:bidi="ar-SA"/>
-        </w:rPr>
-      </w:pPr>
-      <w:r>
-        <w:rPr>
-          <w:rFonts w:eastAsia="Times New Roman" w:cs="Times New Roman"/>
-          <w:b w:val="false"/>
-          <w:bCs w:val="false"/>
-          <w:color w:val="000000"/>
-          <w:sz w:val="24"/>
-          <w:szCs w:val="24"/>
-          <w:shd w:fill="auto" w:val="clear"/>
-          <w:lang w:val="ru-RU" w:eastAsia="zh-CN" w:bidi="ar-SA"/>
-        </w:rPr>
-      </w:r>
-    </w:p>
-    <w:p>
-      <w:pPr>
-        <w:pStyle w:val="Normal"/>
-        <w:widowControl/>
-        <w:suppressAutoHyphens w:val="false"/>
-        <w:bidi w:val="0"/>
-        <w:spacing w:lineRule="auto" w:line="240"/>
-        <w:ind w:left="0" w:right="0" w:firstLine="709"/>
-        <w:jc w:val="both"/>
-        <w:rPr>
-          <w:rFonts w:ascii="Times New Roman" w:hAnsi="Times New Roman" w:eastAsia="Times New Roman" w:cs="Times New Roman"/>
-          <w:b w:val="false"/>
-          <w:b w:val="false"/>
-          <w:bCs w:val="false"/>
-          <w:color w:val="auto"/>
-          <w:sz w:val="24"/>
-          <w:szCs w:val="24"/>
-          <w:highlight w:val="none"/>
-          <w:shd w:fill="auto" w:val="clear"/>
-          <w:lang w:val="ru-RU" w:eastAsia="zh-CN" w:bidi="ar-SA"/>
-        </w:rPr>
-      </w:pPr>
-      <w:r>
-        <w:rPr>
-          <w:rFonts w:eastAsia="Times New Roman" w:cs="Times New Roman"/>
-          <w:b w:val="false"/>
-          <w:bCs w:val="false"/>
-          <w:color w:val="000000"/>
-          <w:sz w:val="24"/>
-          <w:szCs w:val="24"/>
-          <w:shd w:fill="auto" w:val="clear"/>
-          <w:lang w:val="ru-RU" w:eastAsia="zh-CN" w:bidi="ar-SA"/>
-        </w:rPr>
-      </w:r>
-    </w:p>
-    <w:p>
-      <w:pPr>
-        <w:pStyle w:val="Normal"/>
-        <w:widowControl/>
-        <w:suppressAutoHyphens w:val="false"/>
-        <w:bidi w:val="0"/>
-        <w:spacing w:lineRule="auto" w:line="240"/>
-        <w:ind w:left="0" w:right="0" w:firstLine="709"/>
-        <w:jc w:val="both"/>
-        <w:rPr>
-          <w:rFonts w:ascii="Times New Roman" w:hAnsi="Times New Roman" w:eastAsia="Times New Roman" w:cs="Times New Roman"/>
-          <w:b w:val="false"/>
-          <w:b w:val="false"/>
-          <w:bCs w:val="false"/>
-          <w:color w:val="auto"/>
-          <w:sz w:val="24"/>
-          <w:szCs w:val="24"/>
-          <w:highlight w:val="none"/>
-          <w:shd w:fill="auto" w:val="clear"/>
-          <w:lang w:val="ru-RU" w:eastAsia="zh-CN" w:bidi="ar-SA"/>
-        </w:rPr>
-      </w:pPr>
-      <w:r>
-        <w:rPr>
-          <w:rFonts w:eastAsia="Times New Roman" w:cs="Times New Roman"/>
-          <w:b w:val="false"/>
-          <w:bCs w:val="false"/>
-          <w:color w:val="000000"/>
-          <w:sz w:val="24"/>
-          <w:szCs w:val="24"/>
-          <w:shd w:fill="auto" w:val="clear"/>
-          <w:lang w:val="ru-RU" w:eastAsia="zh-CN" w:bidi="ar-SA"/>
-        </w:rPr>
-      </w:r>
-    </w:p>
-    <w:p>
-      <w:pPr>
-        <w:pStyle w:val="Normal"/>
-        <w:widowControl/>
-        <w:suppressAutoHyphens w:val="false"/>
-        <w:bidi w:val="0"/>
-        <w:spacing w:lineRule="auto" w:line="240"/>
-        <w:ind w:left="0" w:right="0" w:firstLine="709"/>
-        <w:jc w:val="both"/>
-        <w:rPr>
-          <w:rFonts w:ascii="Times New Roman" w:hAnsi="Times New Roman" w:eastAsia="Times New Roman" w:cs="Times New Roman"/>
-          <w:b w:val="false"/>
-          <w:b w:val="false"/>
-          <w:bCs w:val="false"/>
-          <w:color w:val="auto"/>
-          <w:sz w:val="24"/>
-          <w:szCs w:val="24"/>
-          <w:highlight w:val="none"/>
-          <w:shd w:fill="auto" w:val="clear"/>
-          <w:lang w:val="ru-RU" w:eastAsia="zh-CN" w:bidi="ar-SA"/>
-        </w:rPr>
-      </w:pPr>
-      <w:r>
-        <w:rPr>
-          <w:rFonts w:eastAsia="Times New Roman" w:cs="Times New Roman"/>
-          <w:b w:val="false"/>
-          <w:bCs w:val="false"/>
-          <w:color w:val="000000"/>
-          <w:sz w:val="24"/>
-          <w:szCs w:val="24"/>
-          <w:shd w:fill="auto" w:val="clear"/>
-          <w:lang w:val="ru-RU" w:eastAsia="zh-CN" w:bidi="ar-SA"/>
-        </w:rPr>
-      </w:r>
-    </w:p>
-    <w:p>
-      <w:pPr>
-        <w:pStyle w:val="Normal"/>
-        <w:widowControl/>
-        <w:suppressAutoHyphens w:val="false"/>
-        <w:bidi w:val="0"/>
-        <w:spacing w:lineRule="auto" w:line="240"/>
-        <w:ind w:left="0" w:right="0" w:firstLine="709"/>
-        <w:jc w:val="both"/>
-        <w:rPr>
-          <w:rFonts w:ascii="Times New Roman" w:hAnsi="Times New Roman" w:eastAsia="Times New Roman" w:cs="Times New Roman"/>
-          <w:b w:val="false"/>
-          <w:b w:val="false"/>
-          <w:bCs w:val="false"/>
-          <w:color w:val="auto"/>
-          <w:sz w:val="24"/>
-          <w:szCs w:val="24"/>
-          <w:highlight w:val="none"/>
-          <w:shd w:fill="auto" w:val="clear"/>
-          <w:lang w:val="ru-RU" w:eastAsia="zh-CN" w:bidi="ar-SA"/>
-        </w:rPr>
-      </w:pPr>
-      <w:r>
-        <w:rPr>
-          <w:rFonts w:eastAsia="Times New Roman" w:cs="Times New Roman"/>
-          <w:b w:val="false"/>
-          <w:bCs w:val="false"/>
-          <w:color w:val="000000"/>
-          <w:sz w:val="24"/>
-          <w:szCs w:val="24"/>
-          <w:shd w:fill="auto" w:val="clear"/>
-          <w:lang w:val="ru-RU" w:eastAsia="zh-CN" w:bidi="ar-SA"/>
-        </w:rPr>
-      </w:r>
-    </w:p>
-    <w:p>
-      <w:pPr>
-        <w:pStyle w:val="Normal"/>
-        <w:widowControl/>
-        <w:suppressAutoHyphens w:val="false"/>
-        <w:bidi w:val="0"/>
-        <w:spacing w:lineRule="auto" w:line="240"/>
-        <w:ind w:left="0" w:right="0" w:firstLine="709"/>
-        <w:jc w:val="both"/>
-        <w:rPr>
-          <w:rFonts w:ascii="Times New Roman" w:hAnsi="Times New Roman" w:eastAsia="Times New Roman" w:cs="Times New Roman"/>
-          <w:b w:val="false"/>
-          <w:b w:val="false"/>
-          <w:bCs w:val="false"/>
-          <w:color w:val="auto"/>
-          <w:sz w:val="24"/>
-          <w:szCs w:val="24"/>
-          <w:highlight w:val="none"/>
-          <w:shd w:fill="auto" w:val="clear"/>
-          <w:lang w:val="ru-RU" w:eastAsia="zh-CN" w:bidi="ar-SA"/>
-        </w:rPr>
-      </w:pPr>
-      <w:r>
-        <w:rPr>
-          <w:rFonts w:eastAsia="Times New Roman" w:cs="Times New Roman"/>
-          <w:b w:val="false"/>
-          <w:bCs w:val="false"/>
-          <w:color w:val="000000"/>
-          <w:sz w:val="24"/>
-          <w:szCs w:val="24"/>
-          <w:shd w:fill="auto" w:val="clear"/>
-          <w:lang w:val="ru-RU" w:eastAsia="zh-CN" w:bidi="ar-SA"/>
-        </w:rPr>
-      </w:r>
-    </w:p>
-    <w:p>
-      <w:pPr>
-        <w:pStyle w:val="Normal"/>
-        <w:widowControl/>
-        <w:suppressAutoHyphens w:val="false"/>
-        <w:bidi w:val="0"/>
-        <w:spacing w:lineRule="auto" w:line="240"/>
-        <w:ind w:left="0" w:right="0" w:firstLine="709"/>
-        <w:jc w:val="both"/>
-        <w:rPr>
-          <w:rFonts w:ascii="Times New Roman" w:hAnsi="Times New Roman" w:eastAsia="Times New Roman" w:cs="Times New Roman"/>
-          <w:b w:val="false"/>
-          <w:b w:val="false"/>
-          <w:bCs w:val="false"/>
-          <w:color w:val="auto"/>
-          <w:sz w:val="24"/>
-          <w:szCs w:val="24"/>
-          <w:highlight w:val="none"/>
-          <w:shd w:fill="auto" w:val="clear"/>
-          <w:lang w:val="ru-RU" w:eastAsia="zh-CN" w:bidi="ar-SA"/>
-        </w:rPr>
-      </w:pPr>
-      <w:r>
-        <w:rPr>
-          <w:rFonts w:eastAsia="Times New Roman" w:cs="Times New Roman"/>
-          <w:b w:val="false"/>
-          <w:bCs w:val="false"/>
-          <w:color w:val="000000"/>
-          <w:sz w:val="24"/>
-          <w:szCs w:val="24"/>
-          <w:shd w:fill="auto" w:val="clear"/>
-          <w:lang w:val="ru-RU" w:eastAsia="zh-CN" w:bidi="ar-SA"/>
-        </w:rPr>
-      </w:r>
-    </w:p>
-    <w:p>
-      <w:pPr>
-        <w:pStyle w:val="Normal"/>
-        <w:widowControl/>
-        <w:suppressAutoHyphens w:val="false"/>
-        <w:bidi w:val="0"/>
-        <w:spacing w:lineRule="auto" w:line="240"/>
-        <w:ind w:left="0" w:right="0" w:firstLine="709"/>
-        <w:jc w:val="both"/>
-        <w:rPr>
-          <w:rFonts w:ascii="Times New Roman" w:hAnsi="Times New Roman" w:eastAsia="Times New Roman" w:cs="Times New Roman"/>
-          <w:b w:val="false"/>
-          <w:b w:val="false"/>
-          <w:bCs w:val="false"/>
-          <w:color w:val="auto"/>
-          <w:sz w:val="24"/>
-          <w:szCs w:val="24"/>
-          <w:highlight w:val="none"/>
-          <w:shd w:fill="auto" w:val="clear"/>
-          <w:lang w:val="ru-RU" w:eastAsia="zh-CN" w:bidi="ar-SA"/>
-        </w:rPr>
-      </w:pPr>
-      <w:r>
-        <w:rPr>
-          <w:rFonts w:eastAsia="Times New Roman" w:cs="Times New Roman"/>
-          <w:b w:val="false"/>
-          <w:bCs w:val="false"/>
-          <w:color w:val="000000"/>
-          <w:sz w:val="24"/>
-          <w:szCs w:val="24"/>
-          <w:shd w:fill="auto" w:val="clear"/>
-          <w:lang w:val="ru-RU" w:eastAsia="zh-CN" w:bidi="ar-SA"/>
-        </w:rPr>
-      </w:r>
-    </w:p>
-    <w:p>
-      <w:pPr>
-        <w:pStyle w:val="Normal"/>
-        <w:widowControl/>
-        <w:suppressAutoHyphens w:val="false"/>
-        <w:bidi w:val="0"/>
-        <w:spacing w:lineRule="auto" w:line="240"/>
-        <w:ind w:left="0" w:right="0" w:firstLine="709"/>
-        <w:jc w:val="both"/>
-        <w:rPr>
-          <w:rFonts w:ascii="Times New Roman" w:hAnsi="Times New Roman" w:eastAsia="Times New Roman" w:cs="Times New Roman"/>
-          <w:b w:val="false"/>
-          <w:b w:val="false"/>
-          <w:bCs w:val="false"/>
-          <w:color w:val="auto"/>
-          <w:sz w:val="24"/>
-          <w:szCs w:val="24"/>
-          <w:highlight w:val="none"/>
-          <w:shd w:fill="auto" w:val="clear"/>
-          <w:lang w:val="ru-RU" w:eastAsia="zh-CN" w:bidi="ar-SA"/>
-        </w:rPr>
-      </w:pPr>
-      <w:r>
-        <w:rPr>
-          <w:rFonts w:eastAsia="Times New Roman" w:cs="Times New Roman"/>
-          <w:b w:val="false"/>
-          <w:bCs w:val="false"/>
-          <w:color w:val="000000"/>
-          <w:sz w:val="24"/>
-          <w:szCs w:val="24"/>
-          <w:shd w:fill="auto" w:val="clear"/>
-          <w:lang w:val="ru-RU" w:eastAsia="zh-CN" w:bidi="ar-SA"/>
-        </w:rPr>
-      </w:r>
-    </w:p>
-    <w:p>
-      <w:pPr>
-        <w:pStyle w:val="Normal"/>
-        <w:widowControl/>
-        <w:suppressAutoHyphens w:val="false"/>
-        <w:bidi w:val="0"/>
-        <w:spacing w:lineRule="auto" w:line="240"/>
-        <w:ind w:left="0" w:right="0" w:firstLine="709"/>
-        <w:jc w:val="both"/>
-        <w:rPr>
-          <w:rFonts w:ascii="Times New Roman" w:hAnsi="Times New Roman" w:eastAsia="Times New Roman" w:cs="Times New Roman"/>
-          <w:b w:val="false"/>
-          <w:b w:val="false"/>
-          <w:bCs w:val="false"/>
-          <w:color w:val="auto"/>
-          <w:sz w:val="24"/>
-          <w:szCs w:val="24"/>
-          <w:highlight w:val="none"/>
-          <w:shd w:fill="auto" w:val="clear"/>
-          <w:lang w:val="ru-RU" w:eastAsia="zh-CN" w:bidi="ar-SA"/>
-        </w:rPr>
-      </w:pPr>
-      <w:r>
-        <w:rPr>
-          <w:rFonts w:eastAsia="Times New Roman" w:cs="Times New Roman"/>
-          <w:b w:val="false"/>
-          <w:bCs w:val="false"/>
-          <w:color w:val="000000"/>
-          <w:sz w:val="24"/>
-          <w:szCs w:val="24"/>
-          <w:shd w:fill="auto" w:val="clear"/>
-          <w:lang w:val="ru-RU" w:eastAsia="zh-CN" w:bidi="ar-SA"/>
-        </w:rPr>
-      </w:r>
-    </w:p>
-    <w:p>
-      <w:pPr>
-        <w:pStyle w:val="Normal"/>
-        <w:widowControl/>
-        <w:suppressAutoHyphens w:val="false"/>
-        <w:bidi w:val="0"/>
-        <w:spacing w:lineRule="auto" w:line="240"/>
-        <w:ind w:left="0" w:right="0" w:firstLine="709"/>
-        <w:jc w:val="both"/>
-        <w:rPr>
-          <w:rFonts w:ascii="Times New Roman" w:hAnsi="Times New Roman" w:eastAsia="Times New Roman" w:cs="Times New Roman"/>
-          <w:b w:val="false"/>
-          <w:b w:val="false"/>
-          <w:bCs w:val="false"/>
-          <w:color w:val="auto"/>
-          <w:sz w:val="24"/>
-          <w:szCs w:val="24"/>
-          <w:highlight w:val="none"/>
-          <w:shd w:fill="auto" w:val="clear"/>
-          <w:lang w:val="ru-RU" w:eastAsia="zh-CN" w:bidi="ar-SA"/>
-        </w:rPr>
-      </w:pPr>
-      <w:r>
-        <w:rPr>
-          <w:rFonts w:eastAsia="Times New Roman" w:cs="Times New Roman"/>
-          <w:b w:val="false"/>
-          <w:bCs w:val="false"/>
-          <w:color w:val="000000"/>
-          <w:sz w:val="24"/>
-          <w:szCs w:val="24"/>
-          <w:shd w:fill="auto" w:val="clear"/>
-          <w:lang w:val="ru-RU" w:eastAsia="zh-CN" w:bidi="ar-SA"/>
-        </w:rPr>
-      </w:r>
-    </w:p>
-    <w:p>
-      <w:pPr>
-        <w:pStyle w:val="Normal"/>
-        <w:widowControl/>
-        <w:suppressAutoHyphens w:val="false"/>
-        <w:bidi w:val="0"/>
-        <w:spacing w:lineRule="auto" w:line="240"/>
-        <w:ind w:left="0" w:right="0" w:firstLine="709"/>
-        <w:jc w:val="both"/>
-        <w:rPr>
-          <w:rFonts w:ascii="Times New Roman" w:hAnsi="Times New Roman" w:eastAsia="Times New Roman" w:cs="Times New Roman"/>
-          <w:b w:val="false"/>
-          <w:b w:val="false"/>
-          <w:bCs w:val="false"/>
-          <w:color w:val="auto"/>
-          <w:sz w:val="24"/>
-          <w:szCs w:val="24"/>
-          <w:highlight w:val="none"/>
-          <w:shd w:fill="auto" w:val="clear"/>
-          <w:lang w:val="ru-RU" w:eastAsia="zh-CN" w:bidi="ar-SA"/>
-        </w:rPr>
-      </w:pPr>
-      <w:r>
-        <w:rPr>
-          <w:rFonts w:eastAsia="Times New Roman" w:cs="Times New Roman"/>
-          <w:b w:val="false"/>
-          <w:bCs w:val="false"/>
-          <w:color w:val="000000"/>
-          <w:sz w:val="24"/>
-          <w:szCs w:val="24"/>
-          <w:shd w:fill="auto" w:val="clear"/>
-          <w:lang w:val="ru-RU" w:eastAsia="zh-CN" w:bidi="ar-SA"/>
-        </w:rPr>
-      </w:r>
-    </w:p>
-    <w:p>
-      <w:pPr>
-        <w:pStyle w:val="Normal"/>
-        <w:widowControl/>
-        <w:suppressAutoHyphens w:val="false"/>
-        <w:bidi w:val="0"/>
-        <w:spacing w:lineRule="auto" w:line="240"/>
-        <w:ind w:left="0" w:right="0" w:firstLine="709"/>
-        <w:jc w:val="both"/>
-        <w:rPr>
-          <w:rFonts w:ascii="Times New Roman" w:hAnsi="Times New Roman" w:eastAsia="Times New Roman" w:cs="Times New Roman"/>
-          <w:b w:val="false"/>
-          <w:b w:val="false"/>
-          <w:bCs w:val="false"/>
-          <w:color w:val="auto"/>
-          <w:sz w:val="24"/>
-          <w:szCs w:val="24"/>
-          <w:highlight w:val="none"/>
-          <w:shd w:fill="auto" w:val="clear"/>
-          <w:lang w:val="ru-RU" w:eastAsia="zh-CN" w:bidi="ar-SA"/>
-        </w:rPr>
-      </w:pPr>
-      <w:r>
-        <w:rPr>
-          <w:rFonts w:eastAsia="Times New Roman" w:cs="Times New Roman"/>
-          <w:b w:val="false"/>
-          <w:bCs w:val="false"/>
-          <w:color w:val="000000"/>
-          <w:sz w:val="24"/>
-          <w:szCs w:val="24"/>
-          <w:shd w:fill="auto" w:val="clear"/>
-          <w:lang w:val="ru-RU" w:eastAsia="zh-CN" w:bidi="ar-SA"/>
-        </w:rPr>
-      </w:r>
-    </w:p>
-    <w:p>
-      <w:pPr>
-        <w:pStyle w:val="Normal"/>
-        <w:widowControl/>
-        <w:suppressAutoHyphens w:val="false"/>
-        <w:bidi w:val="0"/>
-        <w:spacing w:lineRule="auto" w:line="240"/>
-        <w:ind w:left="0" w:right="0" w:firstLine="709"/>
-        <w:jc w:val="both"/>
-        <w:rPr>
-          <w:rFonts w:ascii="Times New Roman" w:hAnsi="Times New Roman" w:eastAsia="Times New Roman" w:cs="Times New Roman"/>
-          <w:b w:val="false"/>
-          <w:b w:val="false"/>
-          <w:bCs w:val="false"/>
-          <w:color w:val="auto"/>
-          <w:sz w:val="24"/>
-          <w:szCs w:val="24"/>
-          <w:highlight w:val="none"/>
-          <w:shd w:fill="auto" w:val="clear"/>
-          <w:lang w:val="ru-RU" w:eastAsia="zh-CN" w:bidi="ar-SA"/>
-        </w:rPr>
-      </w:pPr>
-      <w:r>
-        <w:rPr>
-          <w:rFonts w:eastAsia="Times New Roman" w:cs="Times New Roman"/>
-          <w:b w:val="false"/>
-          <w:bCs w:val="false"/>
-          <w:color w:val="000000"/>
-          <w:sz w:val="24"/>
-          <w:szCs w:val="24"/>
-          <w:shd w:fill="auto" w:val="clear"/>
-          <w:lang w:val="ru-RU" w:eastAsia="zh-CN" w:bidi="ar-SA"/>
-        </w:rPr>
-      </w:r>
-    </w:p>
-    <w:p>
-      <w:pPr>
-        <w:pStyle w:val="Normal"/>
-        <w:widowControl/>
-        <w:suppressAutoHyphens w:val="false"/>
-        <w:bidi w:val="0"/>
-        <w:spacing w:lineRule="auto" w:line="240"/>
-        <w:ind w:left="0" w:right="0" w:firstLine="709"/>
-        <w:jc w:val="both"/>
-        <w:rPr>
-          <w:rFonts w:ascii="Times New Roman" w:hAnsi="Times New Roman" w:eastAsia="Times New Roman" w:cs="Times New Roman"/>
-          <w:b w:val="false"/>
-          <w:b w:val="false"/>
-          <w:bCs w:val="false"/>
-          <w:color w:val="auto"/>
-          <w:sz w:val="24"/>
-          <w:szCs w:val="24"/>
-          <w:highlight w:val="none"/>
-          <w:shd w:fill="auto" w:val="clear"/>
-          <w:lang w:val="ru-RU" w:eastAsia="zh-CN" w:bidi="ar-SA"/>
-        </w:rPr>
-      </w:pPr>
-      <w:r>
-        <w:rPr>
-          <w:rFonts w:eastAsia="Times New Roman" w:cs="Times New Roman"/>
-          <w:b w:val="false"/>
-          <w:bCs w:val="false"/>
-          <w:color w:val="000000"/>
-          <w:sz w:val="24"/>
-          <w:szCs w:val="24"/>
-          <w:shd w:fill="auto" w:val="clear"/>
-          <w:lang w:val="ru-RU" w:eastAsia="zh-CN" w:bidi="ar-SA"/>
-        </w:rPr>
-      </w:r>
-    </w:p>
-    <w:p>
-      <w:pPr>
-        <w:pStyle w:val="Normal"/>
-        <w:widowControl/>
-        <w:suppressAutoHyphens w:val="false"/>
-        <w:bidi w:val="0"/>
-        <w:spacing w:lineRule="auto" w:line="240"/>
-        <w:ind w:left="0" w:right="0" w:firstLine="709"/>
-        <w:jc w:val="both"/>
-        <w:rPr>
-          <w:rFonts w:ascii="Times New Roman" w:hAnsi="Times New Roman" w:eastAsia="Times New Roman" w:cs="Times New Roman"/>
-          <w:b w:val="false"/>
-          <w:b w:val="false"/>
-          <w:bCs w:val="false"/>
-          <w:color w:val="auto"/>
-          <w:sz w:val="24"/>
-          <w:szCs w:val="24"/>
-          <w:highlight w:val="none"/>
-          <w:shd w:fill="auto" w:val="clear"/>
-          <w:lang w:val="ru-RU" w:eastAsia="zh-CN" w:bidi="ar-SA"/>
-        </w:rPr>
-      </w:pPr>
-      <w:r>
-        <w:rPr>
-          <w:rFonts w:eastAsia="Times New Roman" w:cs="Times New Roman"/>
-          <w:b w:val="false"/>
-          <w:bCs w:val="false"/>
-          <w:color w:val="000000"/>
-          <w:sz w:val="24"/>
-          <w:szCs w:val="24"/>
-          <w:shd w:fill="auto" w:val="clear"/>
-          <w:lang w:val="ru-RU" w:eastAsia="zh-CN" w:bidi="ar-SA"/>
-        </w:rPr>
-      </w:r>
-    </w:p>
-    <w:p>
-      <w:pPr>
-        <w:pStyle w:val="Normal"/>
-        <w:widowControl/>
-        <w:suppressAutoHyphens w:val="false"/>
-        <w:bidi w:val="0"/>
-        <w:spacing w:lineRule="auto" w:line="240"/>
-        <w:ind w:left="0" w:right="0" w:firstLine="709"/>
-        <w:jc w:val="both"/>
-        <w:rPr>
-          <w:rFonts w:ascii="Times New Roman" w:hAnsi="Times New Roman" w:eastAsia="Times New Roman" w:cs="Times New Roman"/>
-          <w:b w:val="false"/>
-          <w:b w:val="false"/>
-          <w:bCs w:val="false"/>
-          <w:color w:val="auto"/>
-          <w:sz w:val="24"/>
-          <w:szCs w:val="24"/>
-          <w:highlight w:val="none"/>
-          <w:shd w:fill="auto" w:val="clear"/>
-          <w:lang w:val="ru-RU" w:eastAsia="zh-CN" w:bidi="ar-SA"/>
-        </w:rPr>
-      </w:pPr>
-      <w:r>
-        <w:rPr>
-          <w:rFonts w:eastAsia="Times New Roman" w:cs="Times New Roman"/>
-          <w:b w:val="false"/>
-          <w:bCs w:val="false"/>
-          <w:color w:val="000000"/>
-          <w:sz w:val="24"/>
-          <w:szCs w:val="24"/>
-          <w:shd w:fill="auto" w:val="clear"/>
-          <w:lang w:val="ru-RU" w:eastAsia="zh-CN" w:bidi="ar-SA"/>
-        </w:rPr>
-      </w:r>
-    </w:p>
-    <w:p>
-      <w:pPr>
-        <w:pStyle w:val="Normal"/>
-        <w:widowControl/>
-        <w:suppressAutoHyphens w:val="false"/>
-        <w:bidi w:val="0"/>
-        <w:spacing w:lineRule="auto" w:line="240"/>
-        <w:ind w:left="0" w:right="0" w:firstLine="709"/>
-        <w:jc w:val="both"/>
-        <w:rPr>
-          <w:rFonts w:ascii="Times New Roman" w:hAnsi="Times New Roman" w:eastAsia="Times New Roman" w:cs="Times New Roman"/>
-          <w:b w:val="false"/>
-          <w:b w:val="false"/>
-          <w:bCs w:val="false"/>
-          <w:color w:val="auto"/>
-          <w:sz w:val="24"/>
-          <w:szCs w:val="24"/>
-          <w:highlight w:val="none"/>
-          <w:shd w:fill="auto" w:val="clear"/>
-          <w:lang w:val="ru-RU" w:eastAsia="zh-CN" w:bidi="ar-SA"/>
-        </w:rPr>
-      </w:pPr>
-      <w:r>
-        <w:rPr>
-          <w:rFonts w:eastAsia="Times New Roman" w:cs="Times New Roman"/>
-          <w:b w:val="false"/>
-          <w:bCs w:val="false"/>
-          <w:color w:val="000000"/>
-          <w:sz w:val="24"/>
-          <w:szCs w:val="24"/>
-          <w:shd w:fill="auto" w:val="clear"/>
-          <w:lang w:val="ru-RU" w:eastAsia="zh-CN" w:bidi="ar-SA"/>
-        </w:rPr>
-      </w:r>
-    </w:p>
-    <w:p>
-      <w:pPr>
-        <w:pStyle w:val="Normal"/>
-        <w:widowControl/>
-        <w:suppressAutoHyphens w:val="false"/>
-        <w:bidi w:val="0"/>
-        <w:spacing w:lineRule="auto" w:line="240"/>
-        <w:ind w:left="0" w:right="0" w:firstLine="709"/>
-        <w:jc w:val="both"/>
-        <w:rPr>
-          <w:rFonts w:ascii="Times New Roman" w:hAnsi="Times New Roman" w:eastAsia="Times New Roman" w:cs="Times New Roman"/>
-          <w:b w:val="false"/>
-          <w:b w:val="false"/>
-          <w:bCs w:val="false"/>
-          <w:color w:val="auto"/>
-          <w:sz w:val="24"/>
-          <w:szCs w:val="24"/>
-          <w:highlight w:val="none"/>
-          <w:shd w:fill="auto" w:val="clear"/>
-          <w:lang w:val="ru-RU" w:eastAsia="zh-CN" w:bidi="ar-SA"/>
-        </w:rPr>
-      </w:pPr>
-      <w:r>
-        <w:rPr>
-          <w:rFonts w:eastAsia="Times New Roman" w:cs="Times New Roman"/>
-          <w:b w:val="false"/>
-          <w:bCs w:val="false"/>
-          <w:color w:val="000000"/>
-          <w:sz w:val="24"/>
-          <w:szCs w:val="24"/>
-          <w:shd w:fill="auto" w:val="clear"/>
-          <w:lang w:val="ru-RU" w:eastAsia="zh-CN" w:bidi="ar-SA"/>
-        </w:rPr>
-      </w:r>
-    </w:p>
-    <w:p>
-      <w:pPr>
-        <w:pStyle w:val="Normal"/>
-        <w:widowControl/>
-        <w:suppressAutoHyphens w:val="false"/>
-        <w:bidi w:val="0"/>
-        <w:spacing w:lineRule="auto" w:line="240"/>
-        <w:ind w:left="0" w:right="0" w:firstLine="709"/>
-        <w:jc w:val="both"/>
-        <w:rPr>
-          <w:rFonts w:ascii="Times New Roman" w:hAnsi="Times New Roman" w:eastAsia="Times New Roman" w:cs="Times New Roman"/>
-          <w:b w:val="false"/>
-          <w:b w:val="false"/>
-          <w:bCs w:val="false"/>
-          <w:color w:val="auto"/>
-          <w:sz w:val="24"/>
-          <w:szCs w:val="24"/>
-          <w:highlight w:val="none"/>
-          <w:shd w:fill="auto" w:val="clear"/>
-          <w:lang w:val="ru-RU" w:eastAsia="zh-CN" w:bidi="ar-SA"/>
-        </w:rPr>
-      </w:pPr>
-      <w:r>
-        <w:rPr>
-          <w:rFonts w:eastAsia="Times New Roman" w:cs="Times New Roman"/>
-          <w:b w:val="false"/>
-          <w:bCs w:val="false"/>
-          <w:color w:val="000000"/>
-          <w:sz w:val="24"/>
-          <w:szCs w:val="24"/>
-          <w:shd w:fill="auto" w:val="clear"/>
-          <w:lang w:val="ru-RU" w:eastAsia="zh-CN" w:bidi="ar-SA"/>
-        </w:rPr>
-      </w:r>
-    </w:p>
-    <w:p>
-      <w:pPr>
-        <w:pStyle w:val="Normal"/>
-        <w:widowControl/>
-        <w:suppressAutoHyphens w:val="false"/>
-        <w:bidi w:val="0"/>
-        <w:spacing w:lineRule="auto" w:line="240"/>
-        <w:ind w:left="0" w:right="0" w:firstLine="709"/>
-        <w:jc w:val="both"/>
-        <w:rPr>
-          <w:rFonts w:ascii="Times New Roman" w:hAnsi="Times New Roman" w:eastAsia="Times New Roman" w:cs="Times New Roman"/>
-          <w:b w:val="false"/>
-          <w:b w:val="false"/>
-          <w:bCs w:val="false"/>
-          <w:color w:val="auto"/>
-          <w:sz w:val="24"/>
-          <w:szCs w:val="24"/>
-          <w:highlight w:val="none"/>
-          <w:shd w:fill="auto" w:val="clear"/>
-          <w:lang w:val="ru-RU" w:eastAsia="zh-CN" w:bidi="ar-SA"/>
-        </w:rPr>
-      </w:pPr>
-      <w:r>
-        <w:rPr>
-          <w:rFonts w:eastAsia="Times New Roman" w:cs="Times New Roman"/>
-          <w:b w:val="false"/>
-          <w:bCs w:val="false"/>
-          <w:color w:val="000000"/>
-          <w:sz w:val="24"/>
-          <w:szCs w:val="24"/>
-          <w:shd w:fill="auto" w:val="clear"/>
-          <w:lang w:val="ru-RU" w:eastAsia="zh-CN" w:bidi="ar-SA"/>
-        </w:rPr>
-      </w:r>
-    </w:p>
-    <w:p>
-      <w:pPr>
-        <w:pStyle w:val="Normal"/>
-        <w:widowControl/>
-        <w:suppressAutoHyphens w:val="false"/>
-        <w:bidi w:val="0"/>
-        <w:spacing w:lineRule="auto" w:line="240"/>
-        <w:ind w:left="0" w:right="0" w:firstLine="709"/>
-        <w:jc w:val="both"/>
-        <w:rPr>
-          <w:rFonts w:ascii="Times New Roman" w:hAnsi="Times New Roman" w:eastAsia="Times New Roman" w:cs="Times New Roman"/>
-          <w:b w:val="false"/>
-          <w:b w:val="false"/>
-          <w:bCs w:val="false"/>
-          <w:color w:val="auto"/>
-          <w:sz w:val="24"/>
-          <w:szCs w:val="24"/>
-          <w:highlight w:val="none"/>
-          <w:shd w:fill="auto" w:val="clear"/>
-          <w:lang w:val="ru-RU" w:eastAsia="zh-CN" w:bidi="ar-SA"/>
-        </w:rPr>
-      </w:pPr>
-      <w:r>
-        <w:rPr>
-          <w:rFonts w:eastAsia="Times New Roman" w:cs="Times New Roman"/>
-          <w:b w:val="false"/>
-          <w:bCs w:val="false"/>
-          <w:color w:val="000000"/>
-          <w:sz w:val="24"/>
-          <w:szCs w:val="24"/>
-          <w:shd w:fill="auto" w:val="clear"/>
-          <w:lang w:val="ru-RU" w:eastAsia="zh-CN" w:bidi="ar-SA"/>
-        </w:rPr>
-      </w:r>
-    </w:p>
-    <w:p>
-      <w:pPr>
-        <w:pStyle w:val="Normal"/>
-        <w:widowControl/>
-        <w:suppressAutoHyphens w:val="false"/>
-        <w:bidi w:val="0"/>
-        <w:spacing w:lineRule="auto" w:line="240"/>
-        <w:ind w:left="0" w:right="0" w:firstLine="709"/>
-        <w:jc w:val="both"/>
-        <w:rPr>
-          <w:rFonts w:ascii="Times New Roman" w:hAnsi="Times New Roman" w:eastAsia="Times New Roman" w:cs="Times New Roman"/>
-          <w:b w:val="false"/>
-          <w:b w:val="false"/>
-          <w:bCs w:val="false"/>
-          <w:color w:val="auto"/>
-          <w:sz w:val="24"/>
-          <w:szCs w:val="24"/>
-          <w:highlight w:val="none"/>
-          <w:shd w:fill="auto" w:val="clear"/>
-          <w:lang w:val="ru-RU" w:eastAsia="zh-CN" w:bidi="ar-SA"/>
-        </w:rPr>
-      </w:pPr>
-      <w:r>
-        <w:rPr>
-          <w:rFonts w:eastAsia="Times New Roman" w:cs="Times New Roman"/>
-          <w:b w:val="false"/>
-          <w:bCs w:val="false"/>
-          <w:color w:val="000000"/>
-          <w:sz w:val="24"/>
-          <w:szCs w:val="24"/>
-          <w:shd w:fill="auto" w:val="clear"/>
-          <w:lang w:val="ru-RU" w:eastAsia="zh-CN" w:bidi="ar-SA"/>
-        </w:rPr>
-      </w:r>
-    </w:p>
-    <w:p>
-      <w:pPr>
-        <w:pStyle w:val="Normal"/>
-        <w:widowControl/>
-        <w:suppressAutoHyphens w:val="false"/>
-        <w:bidi w:val="0"/>
-        <w:spacing w:lineRule="auto" w:line="240"/>
-        <w:ind w:left="0" w:right="0" w:firstLine="709"/>
-        <w:jc w:val="both"/>
-        <w:rPr>
-          <w:rFonts w:ascii="Times New Roman" w:hAnsi="Times New Roman" w:eastAsia="Times New Roman" w:cs="Times New Roman"/>
-          <w:b w:val="false"/>
-          <w:b w:val="false"/>
-          <w:bCs w:val="false"/>
-          <w:color w:val="auto"/>
-          <w:sz w:val="24"/>
-          <w:szCs w:val="24"/>
-          <w:highlight w:val="none"/>
-          <w:shd w:fill="auto" w:val="clear"/>
-          <w:lang w:val="ru-RU" w:eastAsia="zh-CN" w:bidi="ar-SA"/>
-        </w:rPr>
-      </w:pPr>
-      <w:r>
-        <w:rPr>
-          <w:rFonts w:eastAsia="Times New Roman" w:cs="Times New Roman"/>
-          <w:b w:val="false"/>
-          <w:bCs w:val="false"/>
-          <w:color w:val="000000"/>
-          <w:sz w:val="24"/>
-          <w:szCs w:val="24"/>
-          <w:shd w:fill="auto" w:val="clear"/>
-          <w:lang w:val="ru-RU" w:eastAsia="zh-CN" w:bidi="ar-SA"/>
-        </w:rPr>
-      </w:r>
-    </w:p>
-    <w:p>
-      <w:pPr>
-        <w:pStyle w:val="Normal"/>
-        <w:widowControl/>
-        <w:suppressAutoHyphens w:val="false"/>
-        <w:bidi w:val="0"/>
-        <w:spacing w:lineRule="auto" w:line="240"/>
-        <w:ind w:left="0" w:right="0" w:firstLine="709"/>
-        <w:jc w:val="both"/>
-        <w:rPr>
-          <w:rFonts w:ascii="Times New Roman" w:hAnsi="Times New Roman" w:eastAsia="Times New Roman" w:cs="Times New Roman"/>
-          <w:b w:val="false"/>
-          <w:b w:val="false"/>
-          <w:bCs w:val="false"/>
-          <w:color w:val="auto"/>
-          <w:sz w:val="24"/>
-          <w:szCs w:val="24"/>
-          <w:highlight w:val="none"/>
-          <w:shd w:fill="auto" w:val="clear"/>
-          <w:lang w:val="ru-RU" w:eastAsia="zh-CN" w:bidi="ar-SA"/>
-        </w:rPr>
-      </w:pPr>
-      <w:r>
-        <w:rPr>
-          <w:rFonts w:eastAsia="Times New Roman" w:cs="Times New Roman"/>
-          <w:b w:val="false"/>
-          <w:bCs w:val="false"/>
-          <w:color w:val="000000"/>
-          <w:sz w:val="24"/>
-          <w:szCs w:val="24"/>
-          <w:shd w:fill="auto" w:val="clear"/>
-          <w:lang w:val="ru-RU" w:eastAsia="zh-CN" w:bidi="ar-SA"/>
-        </w:rPr>
-      </w:r>
-    </w:p>
-    <w:p>
-      <w:pPr>
-        <w:pStyle w:val="Normal"/>
-        <w:widowControl/>
-        <w:suppressAutoHyphens w:val="false"/>
-        <w:bidi w:val="0"/>
-        <w:spacing w:lineRule="auto" w:line="240"/>
-        <w:ind w:left="0" w:right="0" w:firstLine="709"/>
-        <w:jc w:val="both"/>
-        <w:rPr>
-          <w:rFonts w:ascii="Times New Roman" w:hAnsi="Times New Roman" w:eastAsia="Times New Roman" w:cs="Times New Roman"/>
-          <w:b w:val="false"/>
-          <w:b w:val="false"/>
-          <w:bCs w:val="false"/>
-          <w:color w:val="auto"/>
-          <w:sz w:val="24"/>
-          <w:szCs w:val="24"/>
-          <w:highlight w:val="none"/>
-          <w:shd w:fill="auto" w:val="clear"/>
-          <w:lang w:val="ru-RU" w:eastAsia="zh-CN" w:bidi="ar-SA"/>
-        </w:rPr>
-      </w:pPr>
-      <w:r>
-        <w:rPr>
-          <w:rFonts w:eastAsia="Times New Roman" w:cs="Times New Roman"/>
-          <w:b w:val="false"/>
-          <w:bCs w:val="false"/>
-          <w:color w:val="000000"/>
-          <w:sz w:val="24"/>
-          <w:szCs w:val="24"/>
-          <w:shd w:fill="auto" w:val="clear"/>
-          <w:lang w:val="ru-RU" w:eastAsia="zh-CN" w:bidi="ar-SA"/>
-        </w:rPr>
-      </w:r>
-    </w:p>
-    <w:p>
-      <w:pPr>
-        <w:pStyle w:val="Normal"/>
-        <w:widowControl/>
-        <w:suppressAutoHyphens w:val="false"/>
-        <w:bidi w:val="0"/>
-        <w:spacing w:lineRule="auto" w:line="240"/>
-        <w:ind w:left="0" w:right="0" w:firstLine="709"/>
-        <w:jc w:val="both"/>
-        <w:rPr>
-          <w:rFonts w:ascii="Times New Roman" w:hAnsi="Times New Roman" w:eastAsia="Times New Roman" w:cs="Times New Roman"/>
-          <w:b w:val="false"/>
-          <w:b w:val="false"/>
-          <w:bCs w:val="false"/>
-          <w:color w:val="auto"/>
-          <w:sz w:val="24"/>
-          <w:szCs w:val="24"/>
-          <w:highlight w:val="none"/>
-          <w:shd w:fill="auto" w:val="clear"/>
-          <w:lang w:val="ru-RU" w:eastAsia="zh-CN" w:bidi="ar-SA"/>
-        </w:rPr>
-      </w:pPr>
-      <w:r>
-        <w:rPr>
-          <w:rFonts w:eastAsia="Times New Roman" w:cs="Times New Roman"/>
-          <w:b w:val="false"/>
-          <w:bCs w:val="false"/>
-          <w:color w:val="000000"/>
-          <w:sz w:val="24"/>
-          <w:szCs w:val="24"/>
-          <w:shd w:fill="auto" w:val="clear"/>
-          <w:lang w:val="ru-RU" w:eastAsia="zh-CN" w:bidi="ar-SA"/>
-        </w:rPr>
-      </w:r>
-    </w:p>
-    <w:p>
-      <w:pPr>
-        <w:pStyle w:val="Normal"/>
-        <w:widowControl/>
-        <w:suppressAutoHyphens w:val="false"/>
-        <w:bidi w:val="0"/>
-        <w:spacing w:lineRule="auto" w:line="240"/>
-        <w:ind w:left="0" w:right="0" w:firstLine="709"/>
-        <w:jc w:val="both"/>
-        <w:rPr>
-          <w:rFonts w:ascii="Times New Roman" w:hAnsi="Times New Roman" w:eastAsia="Times New Roman" w:cs="Times New Roman"/>
-          <w:b w:val="false"/>
-          <w:b w:val="false"/>
-          <w:bCs w:val="false"/>
-          <w:color w:val="auto"/>
-          <w:sz w:val="24"/>
-          <w:szCs w:val="24"/>
-          <w:highlight w:val="none"/>
-          <w:shd w:fill="auto" w:val="clear"/>
-          <w:lang w:val="ru-RU" w:eastAsia="zh-CN" w:bidi="ar-SA"/>
-        </w:rPr>
-      </w:pPr>
-      <w:r>
-        <w:rPr>
-          <w:rFonts w:eastAsia="Times New Roman" w:cs="Times New Roman"/>
-          <w:b w:val="false"/>
-          <w:bCs w:val="false"/>
-          <w:color w:val="000000"/>
-          <w:sz w:val="24"/>
-          <w:szCs w:val="24"/>
-          <w:shd w:fill="auto" w:val="clear"/>
-          <w:lang w:val="ru-RU" w:eastAsia="zh-CN" w:bidi="ar-SA"/>
-        </w:rPr>
-      </w:r>
-    </w:p>
-    <w:p>
-      <w:pPr>
-        <w:pStyle w:val="Normal"/>
-        <w:widowControl/>
-        <w:suppressAutoHyphens w:val="false"/>
-        <w:bidi w:val="0"/>
-        <w:spacing w:lineRule="auto" w:line="240"/>
-        <w:ind w:left="0" w:right="0" w:firstLine="709"/>
-        <w:jc w:val="both"/>
-        <w:rPr>
-          <w:rFonts w:ascii="Times New Roman" w:hAnsi="Times New Roman" w:eastAsia="Times New Roman" w:cs="Times New Roman"/>
-          <w:b w:val="false"/>
-          <w:b w:val="false"/>
-          <w:bCs w:val="false"/>
-          <w:color w:val="auto"/>
-          <w:sz w:val="24"/>
-          <w:szCs w:val="24"/>
-          <w:highlight w:val="none"/>
-          <w:shd w:fill="auto" w:val="clear"/>
-          <w:lang w:val="ru-RU" w:eastAsia="zh-CN" w:bidi="ar-SA"/>
-        </w:rPr>
-      </w:pPr>
-      <w:r>
-        <w:rPr>
-          <w:rFonts w:eastAsia="Times New Roman" w:cs="Times New Roman"/>
-          <w:b w:val="false"/>
-          <w:bCs w:val="false"/>
-          <w:color w:val="000000"/>
-          <w:sz w:val="24"/>
-          <w:szCs w:val="24"/>
-          <w:shd w:fill="auto" w:val="clear"/>
-          <w:lang w:val="ru-RU" w:eastAsia="zh-CN" w:bidi="ar-SA"/>
-        </w:rPr>
-      </w:r>
-    </w:p>
-    <w:p>
-      <w:pPr>
-        <w:pStyle w:val="Normal"/>
-        <w:widowControl/>
-        <w:suppressAutoHyphens w:val="false"/>
-        <w:bidi w:val="0"/>
-        <w:spacing w:lineRule="auto" w:line="240"/>
-        <w:ind w:left="0" w:right="0" w:firstLine="709"/>
-        <w:jc w:val="both"/>
-        <w:rPr>
-          <w:rFonts w:ascii="Times New Roman" w:hAnsi="Times New Roman" w:eastAsia="Times New Roman" w:cs="Times New Roman"/>
-          <w:b w:val="false"/>
-          <w:b w:val="false"/>
-          <w:bCs w:val="false"/>
-          <w:color w:val="auto"/>
-          <w:sz w:val="24"/>
-          <w:szCs w:val="24"/>
-          <w:highlight w:val="none"/>
-          <w:shd w:fill="auto" w:val="clear"/>
-          <w:lang w:val="ru-RU" w:eastAsia="zh-CN" w:bidi="ar-SA"/>
-        </w:rPr>
-      </w:pPr>
-      <w:r>
-        <w:rPr>
-          <w:rFonts w:eastAsia="Times New Roman" w:cs="Times New Roman"/>
-          <w:b w:val="false"/>
-          <w:bCs w:val="false"/>
-          <w:color w:val="000000"/>
-          <w:sz w:val="24"/>
-          <w:szCs w:val="24"/>
-          <w:shd w:fill="auto" w:val="clear"/>
-          <w:lang w:val="ru-RU" w:eastAsia="zh-CN" w:bidi="ar-SA"/>
-        </w:rPr>
-      </w:r>
-    </w:p>
-    <w:p>
-      <w:pPr>
-        <w:pStyle w:val="Normal"/>
-        <w:widowControl/>
-        <w:suppressAutoHyphens w:val="false"/>
-        <w:bidi w:val="0"/>
-        <w:spacing w:lineRule="auto" w:line="240"/>
-        <w:ind w:left="0" w:right="0" w:firstLine="709"/>
-        <w:jc w:val="both"/>
-        <w:rPr>
-          <w:rFonts w:ascii="Times New Roman" w:hAnsi="Times New Roman" w:eastAsia="Times New Roman" w:cs="Times New Roman"/>
-          <w:b w:val="false"/>
-          <w:b w:val="false"/>
-          <w:bCs w:val="false"/>
-          <w:color w:val="auto"/>
-          <w:sz w:val="24"/>
-          <w:szCs w:val="24"/>
-          <w:highlight w:val="none"/>
-          <w:shd w:fill="auto" w:val="clear"/>
-          <w:lang w:val="ru-RU" w:eastAsia="zh-CN" w:bidi="ar-SA"/>
-        </w:rPr>
-      </w:pPr>
-      <w:r>
-        <w:rPr>
-          <w:rFonts w:eastAsia="Times New Roman" w:cs="Times New Roman"/>
-          <w:b w:val="false"/>
-          <w:bCs w:val="false"/>
-          <w:color w:val="000000"/>
-          <w:sz w:val="24"/>
-          <w:szCs w:val="24"/>
-          <w:shd w:fill="auto" w:val="clear"/>
-          <w:lang w:val="ru-RU" w:eastAsia="zh-CN" w:bidi="ar-SA"/>
-        </w:rPr>
-      </w:r>
-    </w:p>
-    <w:p>
-      <w:pPr>
-        <w:pStyle w:val="Normal"/>
-        <w:widowControl/>
-        <w:suppressAutoHyphens w:val="false"/>
-        <w:bidi w:val="0"/>
-        <w:spacing w:lineRule="auto" w:line="240"/>
-        <w:ind w:left="0" w:right="0" w:firstLine="709"/>
-        <w:jc w:val="both"/>
-        <w:rPr>
-          <w:rFonts w:ascii="Times New Roman" w:hAnsi="Times New Roman" w:eastAsia="Times New Roman" w:cs="Times New Roman"/>
-          <w:b w:val="false"/>
-          <w:b w:val="false"/>
-          <w:bCs w:val="false"/>
-          <w:color w:val="auto"/>
-          <w:sz w:val="24"/>
-          <w:szCs w:val="24"/>
-          <w:highlight w:val="none"/>
-          <w:shd w:fill="auto" w:val="clear"/>
-          <w:lang w:val="ru-RU" w:eastAsia="zh-CN" w:bidi="ar-SA"/>
-        </w:rPr>
-      </w:pPr>
-      <w:r>
-        <w:rPr>
-          <w:rFonts w:eastAsia="Times New Roman" w:cs="Times New Roman"/>
-          <w:b w:val="false"/>
-          <w:bCs w:val="false"/>
-          <w:color w:val="000000"/>
-          <w:sz w:val="24"/>
-          <w:szCs w:val="24"/>
-          <w:shd w:fill="auto" w:val="clear"/>
-          <w:lang w:val="ru-RU" w:eastAsia="zh-CN" w:bidi="ar-SA"/>
-        </w:rPr>
-      </w:r>
-    </w:p>
-    <w:p>
-      <w:pPr>
-        <w:pStyle w:val="Normal"/>
-        <w:widowControl/>
-        <w:suppressAutoHyphens w:val="false"/>
-        <w:bidi w:val="0"/>
-        <w:spacing w:lineRule="auto" w:line="240"/>
-        <w:ind w:left="0" w:right="0" w:firstLine="709"/>
-        <w:jc w:val="both"/>
-        <w:rPr>
-          <w:rFonts w:ascii="Times New Roman" w:hAnsi="Times New Roman" w:eastAsia="Times New Roman" w:cs="Times New Roman"/>
-          <w:b w:val="false"/>
-          <w:b w:val="false"/>
-          <w:bCs w:val="false"/>
-          <w:color w:val="auto"/>
-          <w:sz w:val="24"/>
-          <w:szCs w:val="24"/>
-          <w:highlight w:val="none"/>
-          <w:shd w:fill="auto" w:val="clear"/>
-          <w:lang w:val="ru-RU" w:eastAsia="zh-CN" w:bidi="ar-SA"/>
-        </w:rPr>
-      </w:pPr>
-      <w:r>
-        <w:rPr>
-          <w:rFonts w:eastAsia="Times New Roman" w:cs="Times New Roman"/>
-          <w:b w:val="false"/>
-          <w:bCs w:val="false"/>
-          <w:color w:val="000000"/>
-          <w:sz w:val="24"/>
-          <w:szCs w:val="24"/>
-          <w:shd w:fill="auto" w:val="clear"/>
-          <w:lang w:val="ru-RU" w:eastAsia="zh-CN" w:bidi="ar-SA"/>
-        </w:rPr>
-      </w:r>
-    </w:p>
-    <w:p>
-      <w:pPr>
-        <w:pStyle w:val="Normal"/>
-        <w:widowControl/>
-        <w:suppressAutoHyphens w:val="false"/>
-        <w:bidi w:val="0"/>
-        <w:spacing w:lineRule="auto" w:line="240"/>
-        <w:ind w:left="0" w:right="0" w:firstLine="709"/>
-        <w:jc w:val="both"/>
-        <w:rPr>
-          <w:rFonts w:ascii="Times New Roman" w:hAnsi="Times New Roman" w:eastAsia="Times New Roman" w:cs="Times New Roman"/>
-          <w:b w:val="false"/>
-          <w:b w:val="false"/>
-          <w:bCs w:val="false"/>
-          <w:color w:val="auto"/>
-          <w:sz w:val="24"/>
-          <w:szCs w:val="24"/>
-          <w:highlight w:val="none"/>
-          <w:shd w:fill="auto" w:val="clear"/>
-          <w:lang w:val="ru-RU" w:eastAsia="zh-CN" w:bidi="ar-SA"/>
-        </w:rPr>
-      </w:pPr>
-      <w:r>
-        <w:rPr>
-          <w:rFonts w:eastAsia="Times New Roman" w:cs="Times New Roman"/>
-          <w:b w:val="false"/>
-          <w:bCs w:val="false"/>
-          <w:color w:val="000000"/>
-          <w:sz w:val="24"/>
-          <w:szCs w:val="24"/>
-          <w:shd w:fill="auto" w:val="clear"/>
-          <w:lang w:val="ru-RU" w:eastAsia="zh-CN" w:bidi="ar-SA"/>
-        </w:rPr>
-      </w:r>
-    </w:p>
-    <w:p>
-      <w:pPr>
-        <w:pStyle w:val="Normal"/>
-        <w:widowControl/>
-        <w:suppressAutoHyphens w:val="false"/>
-        <w:bidi w:val="0"/>
-        <w:spacing w:lineRule="auto" w:line="240"/>
-        <w:ind w:left="0" w:right="0" w:firstLine="709"/>
-        <w:jc w:val="both"/>
-        <w:rPr>
-          <w:rFonts w:ascii="Times New Roman" w:hAnsi="Times New Roman" w:eastAsia="Times New Roman" w:cs="Times New Roman"/>
-          <w:b w:val="false"/>
-          <w:b w:val="false"/>
-          <w:bCs w:val="false"/>
-          <w:color w:val="auto"/>
-          <w:sz w:val="24"/>
-          <w:szCs w:val="24"/>
-          <w:highlight w:val="none"/>
-          <w:shd w:fill="auto" w:val="clear"/>
-          <w:lang w:val="ru-RU" w:eastAsia="zh-CN" w:bidi="ar-SA"/>
-        </w:rPr>
-      </w:pPr>
-      <w:r>
-        <w:rPr>
-          <w:rFonts w:eastAsia="Times New Roman" w:cs="Times New Roman"/>
-          <w:b w:val="false"/>
-          <w:bCs w:val="false"/>
-          <w:color w:val="000000"/>
-          <w:sz w:val="24"/>
-          <w:szCs w:val="24"/>
-          <w:shd w:fill="auto" w:val="clear"/>
-          <w:lang w:val="ru-RU" w:eastAsia="zh-CN" w:bidi="ar-SA"/>
-        </w:rPr>
-      </w:r>
-    </w:p>
-    <w:p>
-      <w:pPr>
-        <w:pStyle w:val="Normal"/>
-        <w:widowControl/>
-        <w:suppressAutoHyphens w:val="false"/>
-        <w:bidi w:val="0"/>
-        <w:spacing w:lineRule="auto" w:line="240"/>
-        <w:ind w:left="0" w:right="0" w:firstLine="709"/>
-        <w:jc w:val="both"/>
-        <w:rPr>
-          <w:rFonts w:ascii="Times New Roman" w:hAnsi="Times New Roman" w:eastAsia="Times New Roman" w:cs="Times New Roman"/>
-          <w:b w:val="false"/>
-          <w:b w:val="false"/>
-          <w:bCs w:val="false"/>
-          <w:color w:val="auto"/>
-          <w:sz w:val="24"/>
-          <w:szCs w:val="24"/>
-          <w:highlight w:val="none"/>
-          <w:shd w:fill="auto" w:val="clear"/>
-          <w:lang w:val="ru-RU" w:eastAsia="zh-CN" w:bidi="ar-SA"/>
-        </w:rPr>
-      </w:pPr>
-      <w:r>
-        <w:rPr>
-          <w:rFonts w:eastAsia="Times New Roman" w:cs="Times New Roman"/>
-          <w:b w:val="false"/>
-          <w:bCs w:val="false"/>
-          <w:color w:val="000000"/>
-          <w:sz w:val="24"/>
-          <w:szCs w:val="24"/>
-          <w:shd w:fill="auto" w:val="clear"/>
-          <w:lang w:val="ru-RU" w:eastAsia="zh-CN" w:bidi="ar-SA"/>
         </w:rPr>
       </w:r>
     </w:p>
@@ -5921,10 +4156,10 @@
         <w:gridCol w:w="806"/>
         <w:gridCol w:w="806"/>
         <w:gridCol w:w="808"/>
-        <w:gridCol w:w="819"/>
+        <w:gridCol w:w="825"/>
         <w:gridCol w:w="809"/>
         <w:gridCol w:w="809"/>
-        <w:gridCol w:w="784"/>
+        <w:gridCol w:w="778"/>
       </w:tblGrid>
       <w:tr>
         <w:trPr>
@@ -6348,7 +4583,7 @@
         </w:tc>
         <w:tc>
           <w:tcPr>
-            <w:tcW w:w="819" w:type="dxa"/>
+            <w:tcW w:w="825" w:type="dxa"/>
             <w:tcBorders>
               <w:top w:val="single" w:sz="6" w:space="0" w:color="000000"/>
               <w:left w:val="single" w:sz="6" w:space="0" w:color="000000"/>
@@ -6446,7 +4681,7 @@
         </w:tc>
         <w:tc>
           <w:tcPr>
-            <w:tcW w:w="784" w:type="dxa"/>
+            <w:tcW w:w="778" w:type="dxa"/>
             <w:tcBorders>
               <w:top w:val="single" w:sz="6" w:space="0" w:color="000000"/>
               <w:left w:val="single" w:sz="6" w:space="0" w:color="000000"/>
@@ -6735,7 +4970,7 @@
         </w:tc>
         <w:tc>
           <w:tcPr>
-            <w:tcW w:w="819" w:type="dxa"/>
+            <w:tcW w:w="825" w:type="dxa"/>
             <w:tcBorders>
               <w:top w:val="single" w:sz="6" w:space="0" w:color="000000"/>
               <w:left w:val="single" w:sz="6" w:space="0" w:color="000000"/>
@@ -6844,7 +5079,7 @@
         </w:tc>
         <w:tc>
           <w:tcPr>
-            <w:tcW w:w="784" w:type="dxa"/>
+            <w:tcW w:w="778" w:type="dxa"/>
             <w:tcBorders>
               <w:top w:val="single" w:sz="6" w:space="0" w:color="000000"/>
               <w:left w:val="single" w:sz="6" w:space="0" w:color="000000"/>
@@ -7174,7 +5409,7 @@
         </w:tc>
         <w:tc>
           <w:tcPr>
-            <w:tcW w:w="819" w:type="dxa"/>
+            <w:tcW w:w="825" w:type="dxa"/>
             <w:tcBorders>
               <w:top w:val="single" w:sz="6" w:space="0" w:color="000000"/>
               <w:left w:val="single" w:sz="6" w:space="0" w:color="000000"/>
@@ -7277,7 +5512,7 @@
         </w:tc>
         <w:tc>
           <w:tcPr>
-            <w:tcW w:w="784" w:type="dxa"/>
+            <w:tcW w:w="778" w:type="dxa"/>
             <w:tcBorders>
               <w:top w:val="single" w:sz="6" w:space="0" w:color="000000"/>
               <w:left w:val="single" w:sz="6" w:space="0" w:color="000000"/>
@@ -7611,7 +5846,7 @@
         </w:tc>
         <w:tc>
           <w:tcPr>
-            <w:tcW w:w="819" w:type="dxa"/>
+            <w:tcW w:w="825" w:type="dxa"/>
             <w:tcBorders>
               <w:top w:val="single" w:sz="6" w:space="0" w:color="000000"/>
               <w:left w:val="single" w:sz="6" w:space="0" w:color="000000"/>
@@ -7741,7 +5976,7 @@
         </w:tc>
         <w:tc>
           <w:tcPr>
-            <w:tcW w:w="784" w:type="dxa"/>
+            <w:tcW w:w="778" w:type="dxa"/>
             <w:tcBorders>
               <w:top w:val="single" w:sz="6" w:space="0" w:color="000000"/>
               <w:left w:val="single" w:sz="6" w:space="0" w:color="000000"/>
@@ -8038,7 +6273,7 @@
         </w:tc>
         <w:tc>
           <w:tcPr>
-            <w:tcW w:w="819" w:type="dxa"/>
+            <w:tcW w:w="825" w:type="dxa"/>
             <w:tcBorders>
               <w:top w:val="single" w:sz="6" w:space="0" w:color="000000"/>
               <w:left w:val="single" w:sz="6" w:space="0" w:color="000000"/>
@@ -8136,7 +6371,7 @@
         </w:tc>
         <w:tc>
           <w:tcPr>
-            <w:tcW w:w="784" w:type="dxa"/>
+            <w:tcW w:w="778" w:type="dxa"/>
             <w:tcBorders>
               <w:top w:val="single" w:sz="6" w:space="0" w:color="000000"/>
               <w:left w:val="single" w:sz="6" w:space="0" w:color="000000"/>
@@ -8181,33 +6416,8 @@
       </w:pPr>
       <w:r>
         <w:rPr>
-          <w:rFonts w:cs="Times New Roman"/>
           <w:sz w:val="20"/>
           <w:szCs w:val="20"/>
-          <w:shd w:fill="auto" w:val="clear"/>
-        </w:rPr>
-        <w:t>*Количество часов, отводимых на занятие может корректироваться в зависимости от загруженности преподавателя.</w:t>
-      </w:r>
-    </w:p>
-    <w:p>
-      <w:pPr>
-        <w:pStyle w:val="Style30"/>
-        <w:spacing w:lineRule="auto" w:line="240" w:before="0" w:after="0"/>
-        <w:ind w:left="0" w:right="0" w:hanging="0"/>
-        <w:rPr>
-          <w:rFonts w:ascii="Times New Roman" w:hAnsi="Times New Roman" w:cs="Times New Roman"/>
-          <w:sz w:val="24"/>
-          <w:szCs w:val="24"/>
-          <w:highlight w:val="none"/>
-          <w:shd w:fill="auto" w:val="clear"/>
-        </w:rPr>
-      </w:pPr>
-      <w:r>
-        <w:rPr>
-          <w:rFonts w:cs="Times New Roman"/>
-          <w:sz w:val="24"/>
-          <w:szCs w:val="24"/>
-          <w:shd w:fill="auto" w:val="clear"/>
         </w:rPr>
       </w:r>
     </w:p>
@@ -8215,6 +6425,428 @@
       <w:pPr>
         <w:pStyle w:val="Default"/>
         <w:spacing w:lineRule="auto" w:line="240" w:before="0" w:after="0"/>
+        <w:ind w:left="0" w:right="0" w:hanging="0"/>
+        <w:jc w:val="center"/>
+        <w:rPr>
+          <w:rFonts w:ascii="Times New Roman" w:hAnsi="Times New Roman"/>
+          <w:sz w:val="24"/>
+          <w:szCs w:val="24"/>
+        </w:rPr>
+      </w:pPr>
+      <w:r>
+        <w:rPr>
+          <w:sz w:val="24"/>
+          <w:szCs w:val="24"/>
+        </w:rPr>
+      </w:r>
+    </w:p>
+    <w:p>
+      <w:pPr>
+        <w:pStyle w:val="Default"/>
+        <w:spacing w:lineRule="auto" w:line="240" w:before="0" w:after="0"/>
+        <w:ind w:left="0" w:right="0" w:hanging="0"/>
+        <w:jc w:val="center"/>
+        <w:rPr>
+          <w:rFonts w:ascii="Times New Roman" w:hAnsi="Times New Roman"/>
+          <w:sz w:val="24"/>
+          <w:szCs w:val="24"/>
+        </w:rPr>
+      </w:pPr>
+      <w:r>
+        <w:rPr>
+          <w:sz w:val="24"/>
+          <w:szCs w:val="24"/>
+        </w:rPr>
+      </w:r>
+    </w:p>
+    <w:p>
+      <w:pPr>
+        <w:pStyle w:val="Default"/>
+        <w:spacing w:lineRule="auto" w:line="240" w:before="0" w:after="0"/>
+        <w:ind w:left="0" w:right="0" w:hanging="0"/>
+        <w:jc w:val="center"/>
+        <w:rPr>
+          <w:rFonts w:ascii="Times New Roman" w:hAnsi="Times New Roman"/>
+          <w:sz w:val="24"/>
+          <w:szCs w:val="24"/>
+        </w:rPr>
+      </w:pPr>
+      <w:r>
+        <w:rPr/>
+      </w:r>
+    </w:p>
+    <w:tbl>
+      <w:tblPr>
+        <w:tblW w:w="10255" w:type="dxa"/>
+        <w:jc w:val="left"/>
+        <w:tblInd w:w="108" w:type="dxa"/>
+        <w:tblLayout w:type="fixed"/>
+        <w:tblCellMar>
+          <w:top w:w="0" w:type="dxa"/>
+          <w:left w:w="108" w:type="dxa"/>
+          <w:bottom w:w="0" w:type="dxa"/>
+          <w:right w:w="108" w:type="dxa"/>
+        </w:tblCellMar>
+      </w:tblPr>
+      <w:tblGrid>
+        <w:gridCol w:w="10255"/>
+      </w:tblGrid>
+      <w:tr>
+        <w:trPr/>
+        <w:tc>
+          <w:tcPr>
+            <w:tcW w:w="10255" w:type="dxa"/>
+            <w:tcBorders>
+              <w:top w:val="single" w:sz="4" w:space="0" w:color="000000"/>
+              <w:left w:val="single" w:sz="4" w:space="0" w:color="000000"/>
+              <w:bottom w:val="single" w:sz="4" w:space="0" w:color="000000"/>
+              <w:right w:val="single" w:sz="4" w:space="0" w:color="000000"/>
+            </w:tcBorders>
+          </w:tcPr>
+          <w:p>
+            <w:pPr>
+              <w:pStyle w:val="Normal"/>
+              <w:widowControl w:val="false"/>
+              <w:spacing w:lineRule="auto" w:line="240" w:before="0" w:after="0"/>
+              <w:ind w:left="0" w:right="0" w:hanging="0"/>
+              <w:jc w:val="center"/>
+              <w:rPr>
+                <w:rFonts w:ascii="Times New Roman" w:hAnsi="Times New Roman"/>
+                <w:sz w:val="24"/>
+                <w:szCs w:val="24"/>
+              </w:rPr>
+            </w:pPr>
+            <w:r>
+              <w:rPr>
+                <w:sz w:val="24"/>
+                <w:szCs w:val="24"/>
+                <w:shd w:fill="auto" w:val="clear"/>
+                <w:lang w:eastAsia="ru-RU"/>
+              </w:rPr>
+              <w:t>Тема</w:t>
+            </w:r>
+          </w:p>
+        </w:tc>
+      </w:tr>
+      <w:tr>
+        <w:trPr/>
+        <w:tc>
+          <w:tcPr>
+            <w:tcW w:w="10255" w:type="dxa"/>
+            <w:tcBorders>
+              <w:top w:val="single" w:sz="4" w:space="0" w:color="000000"/>
+              <w:left w:val="single" w:sz="4" w:space="0" w:color="000000"/>
+              <w:bottom w:val="single" w:sz="4" w:space="0" w:color="000000"/>
+              <w:right w:val="single" w:sz="4" w:space="0" w:color="000000"/>
+            </w:tcBorders>
+          </w:tcPr>
+          <w:p>
+            <w:pPr>
+              <w:pStyle w:val="Style41"/>
+              <w:widowControl w:val="false"/>
+              <w:spacing w:lineRule="auto" w:line="240"/>
+              <w:jc w:val="left"/>
+              <w:rPr>
+                <w:rFonts w:ascii="Times New Roman" w:hAnsi="Times New Roman"/>
+                <w:sz w:val="24"/>
+                <w:szCs w:val="24"/>
+              </w:rPr>
+            </w:pPr>
+            <w:r>
+              <w:rPr>
+                <w:b w:val="false"/>
+                <w:bCs w:val="false"/>
+                <w:sz w:val="24"/>
+                <w:szCs w:val="24"/>
+                <w:shd w:fill="auto" w:val="clear"/>
+              </w:rPr>
+              <w:t>Тема 1. Введение.</w:t>
+            </w:r>
+          </w:p>
+        </w:tc>
+      </w:tr>
+      <w:tr>
+        <w:trPr/>
+        <w:tc>
+          <w:tcPr>
+            <w:tcW w:w="10255" w:type="dxa"/>
+            <w:tcBorders>
+              <w:left w:val="single" w:sz="4" w:space="0" w:color="000000"/>
+              <w:bottom w:val="single" w:sz="4" w:space="0" w:color="000000"/>
+              <w:right w:val="single" w:sz="4" w:space="0" w:color="000000"/>
+            </w:tcBorders>
+          </w:tcPr>
+          <w:p>
+            <w:pPr>
+              <w:pStyle w:val="Style41"/>
+              <w:widowControl w:val="false"/>
+              <w:spacing w:lineRule="auto" w:line="240"/>
+              <w:jc w:val="left"/>
+              <w:rPr>
+                <w:rFonts w:ascii="Times New Roman" w:hAnsi="Times New Roman"/>
+                <w:sz w:val="24"/>
+                <w:szCs w:val="24"/>
+              </w:rPr>
+            </w:pPr>
+            <w:r>
+              <w:rPr>
+                <w:b w:val="false"/>
+                <w:bCs w:val="false"/>
+                <w:sz w:val="24"/>
+                <w:szCs w:val="24"/>
+                <w:shd w:fill="auto" w:val="clear"/>
+              </w:rPr>
+              <w:t>Тема 2.  Общие требования охраны труда.</w:t>
+            </w:r>
+          </w:p>
+        </w:tc>
+      </w:tr>
+      <w:tr>
+        <w:trPr/>
+        <w:tc>
+          <w:tcPr>
+            <w:tcW w:w="10255" w:type="dxa"/>
+            <w:tcBorders>
+              <w:left w:val="single" w:sz="4" w:space="0" w:color="000000"/>
+              <w:bottom w:val="single" w:sz="4" w:space="0" w:color="000000"/>
+              <w:right w:val="single" w:sz="4" w:space="0" w:color="000000"/>
+            </w:tcBorders>
+          </w:tcPr>
+          <w:p>
+            <w:pPr>
+              <w:pStyle w:val="Style41"/>
+              <w:widowControl w:val="false"/>
+              <w:spacing w:lineRule="auto" w:line="240"/>
+              <w:jc w:val="left"/>
+              <w:rPr>
+                <w:rFonts w:ascii="Times New Roman" w:hAnsi="Times New Roman"/>
+                <w:sz w:val="24"/>
+                <w:szCs w:val="24"/>
+              </w:rPr>
+            </w:pPr>
+            <w:r>
+              <w:rPr>
+                <w:b w:val="false"/>
+                <w:bCs w:val="false"/>
+                <w:sz w:val="24"/>
+                <w:szCs w:val="24"/>
+                <w:shd w:fill="auto" w:val="clear"/>
+              </w:rPr>
+              <w:t>Тема 3. Средства защиты при выполнении работ на высоте.</w:t>
+            </w:r>
+          </w:p>
+        </w:tc>
+      </w:tr>
+      <w:tr>
+        <w:trPr/>
+        <w:tc>
+          <w:tcPr>
+            <w:tcW w:w="10255" w:type="dxa"/>
+            <w:tcBorders>
+              <w:left w:val="single" w:sz="4" w:space="0" w:color="000000"/>
+              <w:bottom w:val="single" w:sz="4" w:space="0" w:color="000000"/>
+              <w:right w:val="single" w:sz="4" w:space="0" w:color="000000"/>
+            </w:tcBorders>
+          </w:tcPr>
+          <w:p>
+            <w:pPr>
+              <w:pStyle w:val="Normal"/>
+              <w:widowControl w:val="false"/>
+              <w:jc w:val="left"/>
+              <w:rPr>
+                <w:rFonts w:ascii="Times New Roman" w:hAnsi="Times New Roman"/>
+                <w:sz w:val="24"/>
+                <w:szCs w:val="24"/>
+              </w:rPr>
+            </w:pPr>
+            <w:r>
+              <w:rPr>
+                <w:b w:val="false"/>
+                <w:bCs w:val="false"/>
+                <w:sz w:val="24"/>
+                <w:szCs w:val="24"/>
+                <w:shd w:fill="auto" w:val="clear"/>
+              </w:rPr>
+              <w:t>Тема 4.  Средства подмащивания.</w:t>
+            </w:r>
+          </w:p>
+        </w:tc>
+      </w:tr>
+      <w:tr>
+        <w:trPr/>
+        <w:tc>
+          <w:tcPr>
+            <w:tcW w:w="10255" w:type="dxa"/>
+            <w:tcBorders>
+              <w:left w:val="single" w:sz="4" w:space="0" w:color="000000"/>
+              <w:bottom w:val="single" w:sz="4" w:space="0" w:color="000000"/>
+              <w:right w:val="single" w:sz="4" w:space="0" w:color="000000"/>
+            </w:tcBorders>
+          </w:tcPr>
+          <w:p>
+            <w:pPr>
+              <w:pStyle w:val="Normal"/>
+              <w:widowControl w:val="false"/>
+              <w:jc w:val="left"/>
+              <w:rPr>
+                <w:rFonts w:ascii="Times New Roman" w:hAnsi="Times New Roman"/>
+                <w:sz w:val="24"/>
+                <w:szCs w:val="24"/>
+              </w:rPr>
+            </w:pPr>
+            <w:r>
+              <w:rPr>
+                <w:b w:val="false"/>
+                <w:bCs w:val="false"/>
+                <w:sz w:val="24"/>
+                <w:szCs w:val="24"/>
+                <w:shd w:fill="auto" w:val="clear"/>
+              </w:rPr>
+              <w:t>Тема 5.Системы обеспечения безопасности работ на высоте.</w:t>
+            </w:r>
+          </w:p>
+        </w:tc>
+      </w:tr>
+      <w:tr>
+        <w:trPr/>
+        <w:tc>
+          <w:tcPr>
+            <w:tcW w:w="10255" w:type="dxa"/>
+            <w:tcBorders>
+              <w:left w:val="single" w:sz="4" w:space="0" w:color="000000"/>
+              <w:bottom w:val="single" w:sz="4" w:space="0" w:color="000000"/>
+              <w:right w:val="single" w:sz="4" w:space="0" w:color="000000"/>
+            </w:tcBorders>
+          </w:tcPr>
+          <w:p>
+            <w:pPr>
+              <w:pStyle w:val="Normal"/>
+              <w:widowControl w:val="false"/>
+              <w:jc w:val="left"/>
+              <w:rPr>
+                <w:rFonts w:ascii="Times New Roman" w:hAnsi="Times New Roman"/>
+                <w:sz w:val="24"/>
+                <w:szCs w:val="24"/>
+              </w:rPr>
+            </w:pPr>
+            <w:r>
+              <w:rPr>
+                <w:b w:val="false"/>
+                <w:bCs w:val="false"/>
+                <w:sz w:val="24"/>
+                <w:szCs w:val="24"/>
+                <w:shd w:fill="auto" w:val="clear"/>
+              </w:rPr>
+              <w:t>Тема 6. Инструкции по охране труда для рабочих, выполняющих работы на высоте.</w:t>
+            </w:r>
+          </w:p>
+        </w:tc>
+      </w:tr>
+      <w:tr>
+        <w:trPr/>
+        <w:tc>
+          <w:tcPr>
+            <w:tcW w:w="10255" w:type="dxa"/>
+            <w:tcBorders>
+              <w:left w:val="single" w:sz="4" w:space="0" w:color="000000"/>
+              <w:bottom w:val="single" w:sz="4" w:space="0" w:color="000000"/>
+              <w:right w:val="single" w:sz="4" w:space="0" w:color="000000"/>
+            </w:tcBorders>
+          </w:tcPr>
+          <w:p>
+            <w:pPr>
+              <w:pStyle w:val="Normal"/>
+              <w:widowControl w:val="false"/>
+              <w:jc w:val="left"/>
+              <w:rPr>
+                <w:rFonts w:ascii="Times New Roman" w:hAnsi="Times New Roman"/>
+                <w:sz w:val="24"/>
+                <w:szCs w:val="24"/>
+              </w:rPr>
+            </w:pPr>
+            <w:r>
+              <w:rPr>
+                <w:b w:val="false"/>
+                <w:bCs w:val="false"/>
+                <w:sz w:val="24"/>
+                <w:szCs w:val="24"/>
+                <w:shd w:fill="auto" w:val="clear"/>
+              </w:rPr>
+              <w:t>Тема 7. Организация безопасного проведения работ на высоте.</w:t>
+            </w:r>
+          </w:p>
+        </w:tc>
+      </w:tr>
+      <w:tr>
+        <w:trPr/>
+        <w:tc>
+          <w:tcPr>
+            <w:tcW w:w="10255" w:type="dxa"/>
+            <w:tcBorders>
+              <w:left w:val="single" w:sz="4" w:space="0" w:color="000000"/>
+              <w:bottom w:val="single" w:sz="4" w:space="0" w:color="000000"/>
+              <w:right w:val="single" w:sz="4" w:space="0" w:color="000000"/>
+            </w:tcBorders>
+          </w:tcPr>
+          <w:p>
+            <w:pPr>
+              <w:pStyle w:val="Normal"/>
+              <w:widowControl w:val="false"/>
+              <w:jc w:val="left"/>
+              <w:rPr>
+                <w:rFonts w:ascii="Times New Roman" w:hAnsi="Times New Roman"/>
+                <w:sz w:val="24"/>
+                <w:szCs w:val="24"/>
+              </w:rPr>
+            </w:pPr>
+            <w:r>
+              <w:rPr>
+                <w:b w:val="false"/>
+                <w:bCs w:val="false"/>
+                <w:sz w:val="24"/>
+                <w:szCs w:val="24"/>
+                <w:shd w:fill="auto" w:val="clear"/>
+                <w:lang w:val="en-US"/>
+              </w:rPr>
+              <w:t>Тема 8</w:t>
+            </w:r>
+            <w:r>
+              <w:rPr>
+                <w:b w:val="false"/>
+                <w:bCs w:val="false"/>
+                <w:sz w:val="24"/>
+                <w:szCs w:val="24"/>
+                <w:shd w:fill="auto" w:val="clear"/>
+              </w:rPr>
+              <w:t>. Заключение.</w:t>
+            </w:r>
+          </w:p>
+        </w:tc>
+      </w:tr>
+    </w:tbl>
+    <w:p>
+      <w:pPr>
+        <w:pStyle w:val="Default"/>
+        <w:spacing w:before="0" w:after="0"/>
+        <w:ind w:left="0" w:right="0" w:hanging="0"/>
+        <w:jc w:val="center"/>
+        <w:rPr>
+          <w:rFonts w:ascii="Times New Roman" w:hAnsi="Times New Roman"/>
+          <w:sz w:val="24"/>
+          <w:szCs w:val="24"/>
+        </w:rPr>
+      </w:pPr>
+      <w:r>
+        <w:rPr>
+          <w:sz w:val="24"/>
+          <w:szCs w:val="24"/>
+        </w:rPr>
+      </w:r>
+    </w:p>
+    <w:p>
+      <w:pPr>
+        <w:pStyle w:val="Default"/>
+        <w:spacing w:before="0" w:after="0"/>
         <w:ind w:left="0" w:right="0" w:hanging="0"/>
         <w:jc w:val="center"/>
         <w:rPr>
@@ -8520,6 +7152,128 @@
     <w:lvl w:ilvl="0">
       <w:start w:val="1"/>
       <w:numFmt w:val="bullet"/>
+      <w:suff w:val="space"/>
+      <w:lvlText w:val=""/>
+      <w:lvlJc w:val="left"/>
+      <w:pPr>
+        <w:tabs>
+          <w:tab w:val="num" w:pos="0"/>
+        </w:tabs>
+        <w:ind w:left="720" w:hanging="360"/>
+      </w:pPr>
+      <w:rPr>
+        <w:rFonts w:ascii="Symbol" w:hAnsi="Symbol" w:cs="Symbol" w:hint="default"/>
+      </w:rPr>
+    </w:lvl>
+    <w:lvl w:ilvl="1">
+      <w:start w:val="1"/>
+      <w:numFmt w:val="decimal"/>
+      <w:lvlText w:val="%2."/>
+      <w:lvlJc w:val="left"/>
+      <w:pPr>
+        <w:tabs>
+          <w:tab w:val="num" w:pos="1080"/>
+        </w:tabs>
+        <w:ind w:left="1080" w:hanging="360"/>
+      </w:pPr>
+      <w:rPr/>
+    </w:lvl>
+    <w:lvl w:ilvl="2">
+      <w:start w:val="1"/>
+      <w:numFmt w:val="decimal"/>
+      <w:lvlText w:val="%3."/>
+      <w:lvlJc w:val="left"/>
+      <w:pPr>
+        <w:tabs>
+          <w:tab w:val="num" w:pos="1440"/>
+        </w:tabs>
+        <w:ind w:left="1440" w:hanging="360"/>
+      </w:pPr>
+      <w:rPr/>
+    </w:lvl>
+    <w:lvl w:ilvl="3">
+      <w:start w:val="1"/>
+      <w:numFmt w:val="decimal"/>
+      <w:lvlText w:val="%4."/>
+      <w:lvlJc w:val="left"/>
+      <w:pPr>
+        <w:tabs>
+          <w:tab w:val="num" w:pos="1800"/>
+        </w:tabs>
+        <w:ind w:left="1800" w:hanging="360"/>
+      </w:pPr>
+      <w:rPr/>
+    </w:lvl>
+    <w:lvl w:ilvl="4">
+      <w:start w:val="1"/>
+      <w:numFmt w:val="decimal"/>
+      <w:lvlText w:val="%5."/>
+      <w:lvlJc w:val="left"/>
+      <w:pPr>
+        <w:tabs>
+          <w:tab w:val="num" w:pos="2160"/>
+        </w:tabs>
+        <w:ind w:left="2160" w:hanging="360"/>
+      </w:pPr>
+      <w:rPr/>
+    </w:lvl>
+    <w:lvl w:ilvl="5">
+      <w:start w:val="1"/>
+      <w:numFmt w:val="decimal"/>
+      <w:lvlText w:val="%6."/>
+      <w:lvlJc w:val="left"/>
+      <w:pPr>
+        <w:tabs>
+          <w:tab w:val="num" w:pos="2520"/>
+        </w:tabs>
+        <w:ind w:left="2520" w:hanging="360"/>
+      </w:pPr>
+      <w:rPr/>
+    </w:lvl>
+    <w:lvl w:ilvl="6">
+      <w:start w:val="1"/>
+      <w:numFmt w:val="decimal"/>
+      <w:lvlText w:val="%7."/>
+      <w:lvlJc w:val="left"/>
+      <w:pPr>
+        <w:tabs>
+          <w:tab w:val="num" w:pos="2880"/>
+        </w:tabs>
+        <w:ind w:left="2880" w:hanging="360"/>
+      </w:pPr>
+      <w:rPr/>
+    </w:lvl>
+    <w:lvl w:ilvl="7">
+      <w:start w:val="1"/>
+      <w:numFmt w:val="decimal"/>
+      <w:lvlText w:val="%8."/>
+      <w:lvlJc w:val="left"/>
+      <w:pPr>
+        <w:tabs>
+          <w:tab w:val="num" w:pos="3240"/>
+        </w:tabs>
+        <w:ind w:left="3240" w:hanging="360"/>
+      </w:pPr>
+      <w:rPr/>
+    </w:lvl>
+    <w:lvl w:ilvl="8">
+      <w:start w:val="1"/>
+      <w:numFmt w:val="decimal"/>
+      <w:lvlText w:val="%9."/>
+      <w:lvlJc w:val="left"/>
+      <w:pPr>
+        <w:tabs>
+          <w:tab w:val="num" w:pos="3600"/>
+        </w:tabs>
+        <w:ind w:left="3600" w:hanging="360"/>
+      </w:pPr>
+      <w:rPr/>
+    </w:lvl>
+  </w:abstractNum>
+  <w:abstractNum w:abstractNumId="4">
+    <w:lvl w:ilvl="0">
+      <w:start w:val="1"/>
+      <w:numFmt w:val="bullet"/>
       <w:lvlText w:val=""/>
       <w:lvlJc w:val="left"/>
       <w:pPr>
@@ -8653,7 +7407,7 @@
       </w:rPr>
     </w:lvl>
   </w:abstractNum>
-  <w:abstractNum w:abstractNumId="4">
+  <w:abstractNum w:abstractNumId="5">
     <w:lvl w:ilvl="0">
       <w:start w:val="1"/>
       <w:numFmt w:val="none"/>
@@ -8783,6 +7537,9 @@
   </w:num>
   <w:num w:numId="4">
     <w:abstractNumId w:val="4"/>
+  </w:num>
+  <w:num w:numId="5">
+    <w:abstractNumId w:val="5"/>
   </w:num>
 </w:numbering>
 </file>
